--- a/code/nmt-backend-basic/fpbasic-server/src/main/resources/template/course_report_temp.docx
+++ b/code/nmt-backend-basic/fpbasic-server/src/main/resources/template/course_report_temp.docx
@@ -92,19 +92,15 @@
         <w:gridCol w:w="113"/>
         <w:gridCol w:w="1198"/>
         <w:gridCol w:w="327"/>
-        <w:gridCol w:w="751"/>
-        <w:gridCol w:w="480"/>
+        <w:gridCol w:w="1231"/>
         <w:gridCol w:w="294"/>
         <w:gridCol w:w="909"/>
         <w:gridCol w:w="421"/>
-        <w:gridCol w:w="166"/>
-        <w:gridCol w:w="29"/>
-        <w:gridCol w:w="1195"/>
-        <w:gridCol w:w="201"/>
+        <w:gridCol w:w="195"/>
+        <w:gridCol w:w="1396"/>
         <w:gridCol w:w="129"/>
         <w:gridCol w:w="629"/>
-        <w:gridCol w:w="175"/>
-        <w:gridCol w:w="658"/>
+        <w:gridCol w:w="833"/>
         <w:gridCol w:w="63"/>
         <w:gridCol w:w="274"/>
         <w:gridCol w:w="1257"/>
@@ -159,7 +155,7 @@
         <w:tc>
           <w:tcPr>
             <w:tcW w:w="2869" w:type="dxa"/>
-            <w:gridSpan w:val="5"/>
+            <w:gridSpan w:val="4"/>
             <w:vAlign w:val="center"/>
           </w:tcPr>
           <w:p>
@@ -213,7 +209,7 @@
         <w:tc>
           <w:tcPr>
             <w:tcW w:w="2770" w:type="dxa"/>
-            <w:gridSpan w:val="7"/>
+            <w:gridSpan w:val="5"/>
             <w:vAlign w:val="center"/>
           </w:tcPr>
           <w:p>
@@ -241,7 +237,7 @@
         <w:tc>
           <w:tcPr>
             <w:tcW w:w="1170" w:type="dxa"/>
-            <w:gridSpan w:val="4"/>
+            <w:gridSpan w:val="3"/>
             <w:vAlign w:val="center"/>
           </w:tcPr>
           <w:p>
@@ -342,7 +338,7 @@
         <w:tc>
           <w:tcPr>
             <w:tcW w:w="6842" w:type="dxa"/>
-            <w:gridSpan w:val="14"/>
+            <w:gridSpan w:val="11"/>
             <w:vAlign w:val="center"/>
           </w:tcPr>
           <w:p>
@@ -381,14 +377,12 @@
               </w:rPr>
               <w:t>{{mode_name}}</w:t>
             </w:r>
-            <w:bookmarkStart w:id="2" w:name="_GoBack"/>
-            <w:bookmarkEnd w:id="2"/>
           </w:p>
         </w:tc>
         <w:tc>
           <w:tcPr>
             <w:tcW w:w="1170" w:type="dxa"/>
-            <w:gridSpan w:val="4"/>
+            <w:gridSpan w:val="3"/>
             <w:vAlign w:val="center"/>
           </w:tcPr>
           <w:p>
@@ -491,7 +485,7 @@
         <w:tc>
           <w:tcPr>
             <w:tcW w:w="7958" w:type="dxa"/>
-            <w:gridSpan w:val="17"/>
+            <w:gridSpan w:val="13"/>
             <w:vAlign w:val="center"/>
           </w:tcPr>
           <w:p>
@@ -583,7 +577,7 @@
         <w:tc>
           <w:tcPr>
             <w:tcW w:w="9547" w:type="dxa"/>
-            <w:gridSpan w:val="20"/>
+            <w:gridSpan w:val="16"/>
             <w:vAlign w:val="center"/>
           </w:tcPr>
           <w:p>
@@ -673,7 +667,7 @@
         <w:tc>
           <w:tcPr>
             <w:tcW w:w="1558" w:type="dxa"/>
-            <w:gridSpan w:val="3"/>
+            <w:gridSpan w:val="2"/>
             <w:vAlign w:val="bottom"/>
           </w:tcPr>
           <w:p>
@@ -725,7 +719,7 @@
         <w:tc>
           <w:tcPr>
             <w:tcW w:w="1591" w:type="dxa"/>
-            <w:gridSpan w:val="4"/>
+            <w:gridSpan w:val="2"/>
             <w:vAlign w:val="center"/>
           </w:tcPr>
           <w:p>
@@ -750,7 +744,7 @@
         <w:tc>
           <w:tcPr>
             <w:tcW w:w="1591" w:type="dxa"/>
-            <w:gridSpan w:val="4"/>
+            <w:gridSpan w:val="3"/>
             <w:vAlign w:val="center"/>
           </w:tcPr>
           <w:p>
@@ -867,7 +861,7 @@
         <w:tc>
           <w:tcPr>
             <w:tcW w:w="1558" w:type="dxa"/>
-            <w:gridSpan w:val="3"/>
+            <w:gridSpan w:val="2"/>
             <w:vAlign w:val="center"/>
           </w:tcPr>
           <w:p>
@@ -915,7 +909,7 @@
         <w:tc>
           <w:tcPr>
             <w:tcW w:w="1591" w:type="dxa"/>
-            <w:gridSpan w:val="4"/>
+            <w:gridSpan w:val="2"/>
             <w:vAlign w:val="center"/>
           </w:tcPr>
           <w:p>
@@ -939,7 +933,7 @@
         <w:tc>
           <w:tcPr>
             <w:tcW w:w="1591" w:type="dxa"/>
-            <w:gridSpan w:val="4"/>
+            <w:gridSpan w:val="3"/>
             <w:vAlign w:val="center"/>
           </w:tcPr>
           <w:p>
@@ -1052,7 +1046,7 @@
         <w:tc>
           <w:tcPr>
             <w:tcW w:w="1558" w:type="dxa"/>
-            <w:gridSpan w:val="3"/>
+            <w:gridSpan w:val="2"/>
             <w:vAlign w:val="center"/>
           </w:tcPr>
           <w:p>
@@ -1106,7 +1100,7 @@
         <w:tc>
           <w:tcPr>
             <w:tcW w:w="1591" w:type="dxa"/>
-            <w:gridSpan w:val="4"/>
+            <w:gridSpan w:val="2"/>
             <w:vAlign w:val="center"/>
           </w:tcPr>
           <w:p>
@@ -1138,7 +1132,7 @@
         <w:tc>
           <w:tcPr>
             <w:tcW w:w="1591" w:type="dxa"/>
-            <w:gridSpan w:val="4"/>
+            <w:gridSpan w:val="3"/>
             <w:vAlign w:val="center"/>
           </w:tcPr>
           <w:p>
@@ -1261,7 +1255,7 @@
         <w:tc>
           <w:tcPr>
             <w:tcW w:w="1558" w:type="dxa"/>
-            <w:gridSpan w:val="3"/>
+            <w:gridSpan w:val="2"/>
             <w:vAlign w:val="center"/>
           </w:tcPr>
           <w:p>
@@ -1318,7 +1312,7 @@
         <w:tc>
           <w:tcPr>
             <w:tcW w:w="1591" w:type="dxa"/>
-            <w:gridSpan w:val="4"/>
+            <w:gridSpan w:val="2"/>
             <w:vAlign w:val="center"/>
           </w:tcPr>
           <w:p>
@@ -1346,7 +1340,7 @@
         <w:tc>
           <w:tcPr>
             <w:tcW w:w="1591" w:type="dxa"/>
-            <w:gridSpan w:val="4"/>
+            <w:gridSpan w:val="3"/>
             <w:vAlign w:val="center"/>
           </w:tcPr>
           <w:p>
@@ -1424,7 +1418,7 @@
         <w:tc>
           <w:tcPr>
             <w:tcW w:w="10681" w:type="dxa"/>
-            <w:gridSpan w:val="21"/>
+            <w:gridSpan w:val="17"/>
             <w:vAlign w:val="center"/>
           </w:tcPr>
           <w:p>
@@ -1534,7 +1528,7 @@
         <w:tc>
           <w:tcPr>
             <w:tcW w:w="1525" w:type="dxa"/>
-            <w:gridSpan w:val="3"/>
+            <w:gridSpan w:val="2"/>
             <w:vAlign w:val="center"/>
           </w:tcPr>
           <w:p>
@@ -1555,33 +1549,6 @@
                 <w:lang w:val="en-US" w:eastAsia="zh-CN"/>
               </w:rPr>
               <w:t>优(90-100)</w:t>
-            </w:r>
-          </w:p>
-        </w:tc>
-        <w:tc>
-          <w:tcPr>
-            <w:tcW w:w="1525" w:type="dxa"/>
-            <w:gridSpan w:val="4"/>
-            <w:vAlign w:val="center"/>
-          </w:tcPr>
-          <w:p>
-            <w:pPr>
-              <w:jc w:val="center"/>
-              <w:rPr>
-                <w:rFonts w:hint="eastAsia" w:ascii="Times New Roman" w:hAnsi="Times New Roman" w:eastAsia="仿宋"/>
-                <w:sz w:val="18"/>
-                <w:szCs w:val="18"/>
-                <w:lang w:val="en-US" w:eastAsia="zh-CN"/>
-              </w:rPr>
-            </w:pPr>
-            <w:r>
-              <w:rPr>
-                <w:rFonts w:hint="eastAsia" w:ascii="Times New Roman" w:hAnsi="Times New Roman" w:eastAsia="仿宋"/>
-                <w:sz w:val="18"/>
-                <w:szCs w:val="18"/>
-                <w:lang w:val="en-US" w:eastAsia="zh-CN"/>
-              </w:rPr>
-              <w:t>良(80-89)</w:t>
             </w:r>
           </w:p>
         </w:tc>
@@ -1608,6 +1575,33 @@
                 <w:szCs w:val="18"/>
                 <w:lang w:val="en-US" w:eastAsia="zh-CN"/>
               </w:rPr>
+              <w:t>良(80-89)</w:t>
+            </w:r>
+          </w:p>
+        </w:tc>
+        <w:tc>
+          <w:tcPr>
+            <w:tcW w:w="1525" w:type="dxa"/>
+            <w:gridSpan w:val="2"/>
+            <w:vAlign w:val="center"/>
+          </w:tcPr>
+          <w:p>
+            <w:pPr>
+              <w:jc w:val="center"/>
+              <w:rPr>
+                <w:rFonts w:hint="eastAsia" w:ascii="Times New Roman" w:hAnsi="Times New Roman" w:eastAsia="仿宋"/>
+                <w:sz w:val="18"/>
+                <w:szCs w:val="18"/>
+                <w:lang w:val="en-US" w:eastAsia="zh-CN"/>
+              </w:rPr>
+            </w:pPr>
+            <w:r>
+              <w:rPr>
+                <w:rFonts w:hint="eastAsia" w:ascii="Times New Roman" w:hAnsi="Times New Roman" w:eastAsia="仿宋"/>
+                <w:sz w:val="18"/>
+                <w:szCs w:val="18"/>
+                <w:lang w:val="en-US" w:eastAsia="zh-CN"/>
+              </w:rPr>
               <w:t>中(70-79)</w:t>
             </w:r>
           </w:p>
@@ -1615,7 +1609,7 @@
         <w:tc>
           <w:tcPr>
             <w:tcW w:w="1525" w:type="dxa"/>
-            <w:gridSpan w:val="4"/>
+            <w:gridSpan w:val="3"/>
             <w:vAlign w:val="center"/>
           </w:tcPr>
           <w:p>
@@ -1691,7 +1685,7 @@
         <w:tc>
           <w:tcPr>
             <w:tcW w:w="10681" w:type="dxa"/>
-            <w:gridSpan w:val="21"/>
+            <w:gridSpan w:val="17"/>
             <w:vAlign w:val="center"/>
           </w:tcPr>
           <w:p>
@@ -1762,13 +1756,22 @@
         </w:trPr>
         <w:tc>
           <w:tcPr>
-            <w:tcW w:w="3801" w:type="dxa"/>
-            <w:gridSpan w:val="6"/>
+            <w:tcW w:w="10681" w:type="dxa"/>
+            <w:gridSpan w:val="17"/>
             <w:vAlign w:val="center"/>
           </w:tcPr>
           <w:p>
             <w:pPr>
               <w:jc w:val="center"/>
+              <w:rPr>
+                <w:rFonts w:hint="default" w:ascii="Times New Roman" w:hAnsi="Times New Roman" w:eastAsia="仿宋" w:cs="Times New Roman"/>
+                <w:kern w:val="2"/>
+                <w:sz w:val="18"/>
+                <w:szCs w:val="18"/>
+                <w:lang w:val="en-US" w:eastAsia="zh-CN" w:bidi="ar-SA"/>
+              </w:rPr>
+            </w:pPr>
+            <w:r>
               <w:rPr>
                 <w:rFonts w:hint="eastAsia" w:ascii="Times New Roman" w:hAnsi="Times New Roman" w:eastAsia="仿宋" w:cs="Times New Roman"/>
                 <w:kern w:val="2"/>
@@ -1776,148 +1779,10 @@
                 <w:szCs w:val="18"/>
                 <w:lang w:val="en-US" w:eastAsia="zh-CN" w:bidi="ar-SA"/>
               </w:rPr>
-            </w:pPr>
-            <w:r>
-              <w:rPr>
-                <w:rFonts w:ascii="Times New Roman" w:hAnsi="Times New Roman" w:eastAsia="仿宋"/>
-                <w:sz w:val="18"/>
-                <w:szCs w:val="18"/>
-              </w:rPr>
-              <w:t>课程目标</w:t>
-            </w:r>
-            <w:r>
-              <w:rPr>
-                <w:rFonts w:hint="eastAsia" w:ascii="Times New Roman" w:hAnsi="Times New Roman" w:eastAsia="仿宋"/>
-                <w:sz w:val="18"/>
-                <w:szCs w:val="18"/>
-                <w:lang w:val="en-US" w:eastAsia="zh-CN"/>
-              </w:rPr>
-              <w:t>内容</w:t>
-            </w:r>
-          </w:p>
-        </w:tc>
-        <w:tc>
-          <w:tcPr>
-            <w:tcW w:w="2270" w:type="dxa"/>
-            <w:gridSpan w:val="5"/>
-            <w:vAlign w:val="center"/>
-          </w:tcPr>
-          <w:p>
-            <w:pPr>
-              <w:jc w:val="center"/>
-              <w:rPr>
-                <w:rFonts w:ascii="Times New Roman" w:hAnsi="Times New Roman" w:eastAsia="仿宋" w:cs="Times New Roman"/>
-                <w:kern w:val="2"/>
-                <w:sz w:val="18"/>
-                <w:szCs w:val="18"/>
-                <w:lang w:val="en-US" w:eastAsia="zh-CN" w:bidi="ar-SA"/>
-              </w:rPr>
-            </w:pPr>
-            <w:r>
-              <w:rPr>
-                <w:rFonts w:ascii="Times New Roman" w:hAnsi="Times New Roman" w:eastAsia="仿宋"/>
-                <w:sz w:val="18"/>
-                <w:szCs w:val="18"/>
-              </w:rPr>
-              <w:t>评价依据及方式</w:t>
-            </w:r>
-          </w:p>
-        </w:tc>
-        <w:tc>
-          <w:tcPr>
-            <w:tcW w:w="1224" w:type="dxa"/>
-            <w:gridSpan w:val="2"/>
-            <w:vAlign w:val="center"/>
-          </w:tcPr>
-          <w:p>
-            <w:pPr>
-              <w:jc w:val="center"/>
-              <w:rPr>
-                <w:rFonts w:ascii="Times New Roman" w:hAnsi="Times New Roman" w:eastAsia="仿宋" w:cs="Times New Roman"/>
-                <w:kern w:val="2"/>
-                <w:sz w:val="18"/>
-                <w:szCs w:val="18"/>
-                <w:lang w:val="en-US" w:eastAsia="zh-CN" w:bidi="ar-SA"/>
-              </w:rPr>
-            </w:pPr>
-            <w:r>
-              <w:rPr>
-                <w:rFonts w:ascii="Times New Roman" w:hAnsi="Times New Roman" w:eastAsia="仿宋"/>
-                <w:sz w:val="18"/>
-                <w:szCs w:val="18"/>
-              </w:rPr>
-              <w:t>评价内容的目标分值</w:t>
-            </w:r>
-          </w:p>
-        </w:tc>
-        <w:tc>
-          <w:tcPr>
-            <w:tcW w:w="1134" w:type="dxa"/>
-            <w:gridSpan w:val="4"/>
-            <w:vAlign w:val="center"/>
-          </w:tcPr>
-          <w:p>
-            <w:pPr>
-              <w:jc w:val="center"/>
-              <w:rPr>
-                <w:rFonts w:ascii="Times New Roman" w:hAnsi="Times New Roman" w:eastAsia="仿宋" w:cs="Times New Roman"/>
-                <w:kern w:val="2"/>
-                <w:sz w:val="18"/>
-                <w:szCs w:val="18"/>
-                <w:lang w:val="en-US" w:eastAsia="zh-CN" w:bidi="ar-SA"/>
-              </w:rPr>
-            </w:pPr>
-            <w:r>
-              <w:rPr>
-                <w:rFonts w:ascii="Times New Roman" w:hAnsi="Times New Roman" w:eastAsia="仿宋"/>
-                <w:sz w:val="18"/>
-                <w:szCs w:val="18"/>
-              </w:rPr>
-              <w:t>评价内容的</w:t>
-            </w:r>
-            <w:r>
-              <w:rPr>
-                <w:rFonts w:hint="eastAsia" w:ascii="Times New Roman" w:hAnsi="Times New Roman" w:eastAsia="仿宋"/>
-                <w:sz w:val="18"/>
-                <w:szCs w:val="18"/>
-              </w:rPr>
-              <w:t>平均成绩</w:t>
-            </w:r>
-          </w:p>
-        </w:tc>
-        <w:tc>
-          <w:tcPr>
-            <w:tcW w:w="2252" w:type="dxa"/>
-            <w:gridSpan w:val="4"/>
-            <w:vAlign w:val="center"/>
-          </w:tcPr>
-          <w:p>
-            <w:pPr>
-              <w:jc w:val="center"/>
-              <w:rPr>
-                <w:rFonts w:hint="eastAsia" w:ascii="Times New Roman" w:hAnsi="Times New Roman" w:eastAsia="仿宋" w:cs="Times New Roman"/>
-                <w:kern w:val="2"/>
-                <w:sz w:val="18"/>
-                <w:szCs w:val="18"/>
-                <w:lang w:val="en-US" w:eastAsia="zh-CN" w:bidi="ar-SA"/>
-              </w:rPr>
-            </w:pPr>
-            <w:r>
-              <w:rPr>
-                <w:rFonts w:hint="eastAsia" w:ascii="Times New Roman" w:hAnsi="Times New Roman" w:eastAsia="仿宋"/>
-                <w:sz w:val="18"/>
-                <w:szCs w:val="18"/>
-              </w:rPr>
-              <w:t>课程目标</w:t>
-            </w:r>
-            <w:r>
-              <w:rPr>
-                <w:rFonts w:ascii="Times New Roman" w:hAnsi="Times New Roman" w:eastAsia="仿宋"/>
-                <w:sz w:val="18"/>
-                <w:szCs w:val="18"/>
-              </w:rPr>
-              <w:t>达成度</w:t>
-            </w:r>
+              <w:t>{{#objectAchieveTable}}</w:t>
+            </w:r>
+            <w:bookmarkStart w:id="2" w:name="_GoBack"/>
+            <w:bookmarkEnd w:id="2"/>
           </w:p>
         </w:tc>
       </w:tr>
@@ -1945,7 +1810,7 @@
         <w:tc>
           <w:tcPr>
             <w:tcW w:w="10681" w:type="dxa"/>
-            <w:gridSpan w:val="21"/>
+            <w:gridSpan w:val="17"/>
             <w:vAlign w:val="center"/>
           </w:tcPr>
           <w:p>
@@ -2000,26 +1865,22 @@
         <w:tc>
           <w:tcPr>
             <w:tcW w:w="10681" w:type="dxa"/>
-            <w:gridSpan w:val="21"/>
-            <w:vAlign w:val="center"/>
-          </w:tcPr>
-          <w:p>
-            <w:pPr>
-              <w:rPr>
-                <w:rFonts w:ascii="Times New Roman" w:hAnsi="Times New Roman" w:eastAsia="仿宋"/>
-                <w:sz w:val="18"/>
-                <w:szCs w:val="18"/>
-              </w:rPr>
-            </w:pPr>
-            <w:r>
+            <w:gridSpan w:val="17"/>
+            <w:vAlign w:val="center"/>
+          </w:tcPr>
+          <w:p>
+            <w:pPr>
+              <w:numPr>
+                <w:ilvl w:val="0"/>
+                <w:numId w:val="1"/>
+              </w:numPr>
               <w:rPr>
                 <w:rFonts w:ascii="Times New Roman" w:hAnsi="Times New Roman" w:eastAsia="仿宋"/>
                 <w:b/>
                 <w:sz w:val="18"/>
                 <w:szCs w:val="18"/>
               </w:rPr>
-              <w:t>（1）</w:t>
-            </w:r>
+            </w:pPr>
             <w:r>
               <w:rPr>
                 <w:rFonts w:hint="eastAsia" w:ascii="Times New Roman" w:hAnsi="Times New Roman" w:eastAsia="仿宋"/>
@@ -2056,6 +1917,77 @@
               </w:rPr>
               <w:t>评价</w:t>
             </w:r>
+          </w:p>
+          <w:p>
+            <w:pPr>
+              <w:widowControl w:val="0"/>
+              <w:numPr>
+                <w:ilvl w:val="0"/>
+                <w:numId w:val="0"/>
+              </w:numPr>
+              <w:jc w:val="both"/>
+              <w:rPr>
+                <w:rFonts w:hint="default" w:ascii="Times New Roman" w:hAnsi="Times New Roman" w:eastAsia="仿宋"/>
+                <w:b w:val="0"/>
+                <w:bCs/>
+                <w:sz w:val="18"/>
+                <w:szCs w:val="18"/>
+                <w:lang w:val="en-US" w:eastAsia="zh-CN"/>
+              </w:rPr>
+            </w:pPr>
+            <w:r>
+              <w:rPr>
+                <w:rFonts w:hint="eastAsia" w:ascii="Times New Roman" w:hAnsi="Times New Roman" w:eastAsia="仿宋"/>
+                <w:b/>
+                <w:sz w:val="18"/>
+                <w:szCs w:val="18"/>
+                <w:lang w:val="en-US" w:eastAsia="zh-CN"/>
+              </w:rPr>
+              <w:t xml:space="preserve">                                                 </w:t>
+            </w:r>
+            <w:r>
+              <w:rPr>
+                <w:rFonts w:hint="eastAsia" w:ascii="Times New Roman" w:hAnsi="Times New Roman" w:eastAsia="仿宋"/>
+                <w:b w:val="0"/>
+                <w:bCs/>
+                <w:sz w:val="18"/>
+                <w:szCs w:val="18"/>
+                <w:lang w:val="en-US" w:eastAsia="zh-CN"/>
+              </w:rPr>
+              <w:t>{{@overallChart}}</w:t>
+            </w:r>
+          </w:p>
+          <w:p>
+            <w:pPr>
+              <w:widowControl w:val="0"/>
+              <w:numPr>
+                <w:ilvl w:val="0"/>
+                <w:numId w:val="0"/>
+              </w:numPr>
+              <w:jc w:val="both"/>
+              <w:rPr>
+                <w:rFonts w:ascii="Times New Roman" w:hAnsi="Times New Roman" w:eastAsia="仿宋"/>
+                <w:b/>
+                <w:sz w:val="18"/>
+                <w:szCs w:val="18"/>
+              </w:rPr>
+            </w:pPr>
+          </w:p>
+          <w:p>
+            <w:pPr>
+              <w:widowControl w:val="0"/>
+              <w:numPr>
+                <w:ilvl w:val="0"/>
+                <w:numId w:val="0"/>
+              </w:numPr>
+              <w:jc w:val="both"/>
+              <w:rPr>
+                <w:rFonts w:ascii="Times New Roman" w:hAnsi="Times New Roman" w:eastAsia="仿宋"/>
+                <w:b/>
+                <w:sz w:val="18"/>
+                <w:szCs w:val="18"/>
+              </w:rPr>
+            </w:pPr>
           </w:p>
         </w:tc>
       </w:tr>
@@ -2083,7 +2015,7 @@
         <w:tc>
           <w:tcPr>
             <w:tcW w:w="10681" w:type="dxa"/>
-            <w:gridSpan w:val="21"/>
+            <w:gridSpan w:val="17"/>
             <w:vAlign w:val="center"/>
           </w:tcPr>
           <w:p>
@@ -2150,14 +2082,14 @@
         <w:tc>
           <w:tcPr>
             <w:tcW w:w="10681" w:type="dxa"/>
-            <w:gridSpan w:val="21"/>
+            <w:gridSpan w:val="17"/>
             <w:vAlign w:val="center"/>
           </w:tcPr>
           <w:p>
             <w:pPr>
               <w:numPr>
                 <w:ilvl w:val="0"/>
-                <w:numId w:val="1"/>
+                <w:numId w:val="2"/>
               </w:numPr>
               <w:rPr>
                 <w:rFonts w:ascii="Times New Roman" w:hAnsi="Times New Roman" w:eastAsia="仿宋"/>
@@ -2250,7 +2182,7 @@
         <w:tc>
           <w:tcPr>
             <w:tcW w:w="10681" w:type="dxa"/>
-            <w:gridSpan w:val="21"/>
+            <w:gridSpan w:val="17"/>
             <w:vAlign w:val="center"/>
           </w:tcPr>
           <w:p>
@@ -2306,7 +2238,7 @@
         <w:tc>
           <w:tcPr>
             <w:tcW w:w="10681" w:type="dxa"/>
-            <w:gridSpan w:val="21"/>
+            <w:gridSpan w:val="17"/>
             <w:vAlign w:val="center"/>
           </w:tcPr>
           <w:p>
@@ -2356,7 +2288,7 @@
         <w:tc>
           <w:tcPr>
             <w:tcW w:w="10681" w:type="dxa"/>
-            <w:gridSpan w:val="21"/>
+            <w:gridSpan w:val="17"/>
             <w:vAlign w:val="center"/>
           </w:tcPr>
           <w:p>
@@ -2465,7 +2397,7 @@
         <w:tc>
           <w:tcPr>
             <w:tcW w:w="10681" w:type="dxa"/>
-            <w:gridSpan w:val="21"/>
+            <w:gridSpan w:val="17"/>
             <w:vAlign w:val="center"/>
           </w:tcPr>
           <w:p>
@@ -2619,6 +2551,18 @@
 <file path=word/numbering.xml><?xml version="1.0" encoding="utf-8"?>
 <w:numbering xmlns:wpc="http://schemas.microsoft.com/office/word/2010/wordprocessingCanvas" xmlns:mc="http://schemas.openxmlformats.org/markup-compatibility/2006" xmlns:o="urn:schemas-microsoft-com:office:office" xmlns:r="http://schemas.openxmlformats.org/officeDocument/2006/relationships" xmlns:m="http://schemas.openxmlformats.org/officeDocument/2006/math" xmlns:v="urn:schemas-microsoft-com:vml" xmlns:wp14="http://schemas.microsoft.com/office/word/2010/wordprocessingDrawing" xmlns:wp="http://schemas.openxmlformats.org/drawingml/2006/wordprocessingDrawing" xmlns:w10="urn:schemas-microsoft-com:office:word" xmlns:w="http://schemas.openxmlformats.org/wordprocessingml/2006/main" xmlns:w14="http://schemas.microsoft.com/office/word/2010/wordml" xmlns:wpg="http://schemas.microsoft.com/office/word/2010/wordprocessingGroup" xmlns:wpi="http://schemas.microsoft.com/office/word/2010/wordprocessingInk" xmlns:wne="http://schemas.microsoft.com/office/word/2006/wordml" xmlns:wps="http://schemas.microsoft.com/office/word/2010/wordprocessingShape" xmlns:wpsCustomData="http://www.wps.cn/officeDocument/2013/wpsCustomData" mc:Ignorable="w14 wp14">
   <w:abstractNum w:abstractNumId="0">
+    <w:nsid w:val="E2A6D38B"/>
+    <w:multiLevelType w:val="singleLevel"/>
+    <w:tmpl w:val="E2A6D38B"/>
+    <w:lvl w:ilvl="0" w:tentative="0">
+      <w:start w:val="1"/>
+      <w:numFmt w:val="decimal"/>
+      <w:suff w:val="nothing"/>
+      <w:lvlText w:val="（%1）"/>
+      <w:lvlJc w:val="left"/>
+    </w:lvl>
+  </w:abstractNum>
+  <w:abstractNum w:abstractNumId="1">
     <w:nsid w:val="7D61EF3D"/>
     <w:multiLevelType w:val="singleLevel"/>
     <w:tmpl w:val="7D61EF3D"/>
@@ -2632,6 +2576,9 @@
   </w:abstractNum>
   <w:num w:numId="1">
     <w:abstractNumId w:val="0"/>
+  </w:num>
+  <w:num w:numId="2">
+    <w:abstractNumId w:val="1"/>
   </w:num>
 </w:numbering>
 </file>

--- a/code/nmt-backend-basic/fpbasic-server/src/main/resources/template/course_report_temp.docx
+++ b/code/nmt-backend-basic/fpbasic-server/src/main/resources/template/course_report_temp.docx
@@ -89,20 +89,14 @@
       <w:tblGrid>
         <w:gridCol w:w="1134"/>
         <w:gridCol w:w="278"/>
-        <w:gridCol w:w="113"/>
-        <w:gridCol w:w="1198"/>
-        <w:gridCol w:w="327"/>
-        <w:gridCol w:w="1231"/>
-        <w:gridCol w:w="294"/>
-        <w:gridCol w:w="909"/>
+        <w:gridCol w:w="1311"/>
+        <w:gridCol w:w="1558"/>
+        <w:gridCol w:w="1203"/>
         <w:gridCol w:w="421"/>
-        <w:gridCol w:w="195"/>
-        <w:gridCol w:w="1396"/>
-        <w:gridCol w:w="129"/>
-        <w:gridCol w:w="629"/>
+        <w:gridCol w:w="1591"/>
+        <w:gridCol w:w="758"/>
         <w:gridCol w:w="833"/>
-        <w:gridCol w:w="63"/>
-        <w:gridCol w:w="274"/>
+        <w:gridCol w:w="337"/>
         <w:gridCol w:w="1257"/>
       </w:tblGrid>
       <w:tr>
@@ -155,7 +149,7 @@
         <w:tc>
           <w:tcPr>
             <w:tcW w:w="2869" w:type="dxa"/>
-            <w:gridSpan w:val="4"/>
+            <w:gridSpan w:val="2"/>
             <w:vAlign w:val="center"/>
           </w:tcPr>
           <w:p>
@@ -183,7 +177,6 @@
         <w:tc>
           <w:tcPr>
             <w:tcW w:w="1203" w:type="dxa"/>
-            <w:gridSpan w:val="2"/>
             <w:vAlign w:val="center"/>
           </w:tcPr>
           <w:p>
@@ -209,7 +202,7 @@
         <w:tc>
           <w:tcPr>
             <w:tcW w:w="2770" w:type="dxa"/>
-            <w:gridSpan w:val="5"/>
+            <w:gridSpan w:val="3"/>
             <w:vAlign w:val="center"/>
           </w:tcPr>
           <w:p>
@@ -237,7 +230,7 @@
         <w:tc>
           <w:tcPr>
             <w:tcW w:w="1170" w:type="dxa"/>
-            <w:gridSpan w:val="3"/>
+            <w:gridSpan w:val="2"/>
             <w:vAlign w:val="center"/>
           </w:tcPr>
           <w:p>
@@ -338,7 +331,7 @@
         <w:tc>
           <w:tcPr>
             <w:tcW w:w="6842" w:type="dxa"/>
-            <w:gridSpan w:val="11"/>
+            <w:gridSpan w:val="6"/>
             <w:vAlign w:val="center"/>
           </w:tcPr>
           <w:p>
@@ -382,7 +375,7 @@
         <w:tc>
           <w:tcPr>
             <w:tcW w:w="1170" w:type="dxa"/>
-            <w:gridSpan w:val="3"/>
+            <w:gridSpan w:val="2"/>
             <w:vAlign w:val="center"/>
           </w:tcPr>
           <w:p>
@@ -459,7 +452,7 @@
         <w:tc>
           <w:tcPr>
             <w:tcW w:w="2723" w:type="dxa"/>
-            <w:gridSpan w:val="4"/>
+            <w:gridSpan w:val="3"/>
             <w:vAlign w:val="center"/>
           </w:tcPr>
           <w:p>
@@ -485,7 +478,7 @@
         <w:tc>
           <w:tcPr>
             <w:tcW w:w="7958" w:type="dxa"/>
-            <w:gridSpan w:val="13"/>
+            <w:gridSpan w:val="8"/>
             <w:vAlign w:val="center"/>
           </w:tcPr>
           <w:p>
@@ -577,7 +570,7 @@
         <w:tc>
           <w:tcPr>
             <w:tcW w:w="9547" w:type="dxa"/>
-            <w:gridSpan w:val="16"/>
+            <w:gridSpan w:val="10"/>
             <w:vAlign w:val="center"/>
           </w:tcPr>
           <w:p>
@@ -643,7 +636,7 @@
         <w:tc>
           <w:tcPr>
             <w:tcW w:w="1589" w:type="dxa"/>
-            <w:gridSpan w:val="3"/>
+            <w:gridSpan w:val="2"/>
             <w:vAlign w:val="center"/>
           </w:tcPr>
           <w:p>
@@ -667,7 +660,6 @@
         <w:tc>
           <w:tcPr>
             <w:tcW w:w="1558" w:type="dxa"/>
-            <w:gridSpan w:val="2"/>
             <w:vAlign w:val="bottom"/>
           </w:tcPr>
           <w:p>
@@ -693,7 +685,7 @@
         <w:tc>
           <w:tcPr>
             <w:tcW w:w="1624" w:type="dxa"/>
-            <w:gridSpan w:val="3"/>
+            <w:gridSpan w:val="2"/>
             <w:vAlign w:val="center"/>
           </w:tcPr>
           <w:p>
@@ -713,6 +705,30 @@
                 <w:lang w:val="en-US" w:eastAsia="zh-CN"/>
               </w:rPr>
               <w:t>最低分</w:t>
+            </w:r>
+          </w:p>
+        </w:tc>
+        <w:tc>
+          <w:tcPr>
+            <w:tcW w:w="1591" w:type="dxa"/>
+            <w:vAlign w:val="center"/>
+          </w:tcPr>
+          <w:p>
+            <w:pPr>
+              <w:spacing w:line="360" w:lineRule="auto"/>
+              <w:ind w:right="-105" w:rightChars="-50"/>
+              <w:rPr>
+                <w:rFonts w:ascii="Times New Roman" w:hAnsi="Times New Roman" w:eastAsia="仿宋"/>
+              </w:rPr>
+            </w:pPr>
+            <w:r>
+              <w:rPr>
+                <w:rFonts w:hint="eastAsia" w:ascii="仿宋" w:hAnsi="仿宋" w:eastAsia="仿宋" w:cs="仿宋"/>
+                <w:sz w:val="18"/>
+                <w:szCs w:val="18"/>
+                <w:lang w:val="en-US" w:eastAsia="zh-CN"/>
+              </w:rPr>
+              <w:t>{{minscore}}</w:t>
             </w:r>
           </w:p>
         </w:tc>
@@ -735,31 +751,6 @@
                 <w:rFonts w:hint="eastAsia" w:ascii="仿宋" w:hAnsi="仿宋" w:eastAsia="仿宋" w:cs="仿宋"/>
                 <w:sz w:val="18"/>
                 <w:szCs w:val="18"/>
-                <w:lang w:val="en-US" w:eastAsia="zh-CN"/>
-              </w:rPr>
-              <w:t>{{minscore}}</w:t>
-            </w:r>
-          </w:p>
-        </w:tc>
-        <w:tc>
-          <w:tcPr>
-            <w:tcW w:w="1591" w:type="dxa"/>
-            <w:gridSpan w:val="3"/>
-            <w:vAlign w:val="center"/>
-          </w:tcPr>
-          <w:p>
-            <w:pPr>
-              <w:spacing w:line="360" w:lineRule="auto"/>
-              <w:ind w:right="-105" w:rightChars="-50"/>
-              <w:rPr>
-                <w:rFonts w:ascii="Times New Roman" w:hAnsi="Times New Roman" w:eastAsia="仿宋"/>
-              </w:rPr>
-            </w:pPr>
-            <w:r>
-              <w:rPr>
-                <w:rFonts w:hint="eastAsia" w:ascii="仿宋" w:hAnsi="仿宋" w:eastAsia="仿宋" w:cs="仿宋"/>
-                <w:sz w:val="18"/>
-                <w:szCs w:val="18"/>
               </w:rPr>
               <w:t>平均分</w:t>
             </w:r>
@@ -768,7 +759,7 @@
         <w:tc>
           <w:tcPr>
             <w:tcW w:w="1594" w:type="dxa"/>
-            <w:gridSpan w:val="3"/>
+            <w:gridSpan w:val="2"/>
             <w:vAlign w:val="center"/>
           </w:tcPr>
           <w:p>
@@ -837,7 +828,7 @@
         <w:tc>
           <w:tcPr>
             <w:tcW w:w="1589" w:type="dxa"/>
-            <w:gridSpan w:val="3"/>
+            <w:gridSpan w:val="2"/>
             <w:vAlign w:val="center"/>
           </w:tcPr>
           <w:p>
@@ -861,7 +852,6 @@
         <w:tc>
           <w:tcPr>
             <w:tcW w:w="1558" w:type="dxa"/>
-            <w:gridSpan w:val="2"/>
             <w:vAlign w:val="center"/>
           </w:tcPr>
           <w:p>
@@ -885,7 +875,7 @@
         <w:tc>
           <w:tcPr>
             <w:tcW w:w="1624" w:type="dxa"/>
-            <w:gridSpan w:val="3"/>
+            <w:gridSpan w:val="2"/>
             <w:vAlign w:val="center"/>
           </w:tcPr>
           <w:p>
@@ -903,6 +893,29 @@
                 <w:szCs w:val="18"/>
               </w:rPr>
               <w:t>80~89</w:t>
+            </w:r>
+          </w:p>
+        </w:tc>
+        <w:tc>
+          <w:tcPr>
+            <w:tcW w:w="1591" w:type="dxa"/>
+            <w:vAlign w:val="center"/>
+          </w:tcPr>
+          <w:p>
+            <w:pPr>
+              <w:spacing w:line="360" w:lineRule="auto"/>
+              <w:ind w:right="-105" w:rightChars="-50"/>
+              <w:rPr>
+                <w:rFonts w:ascii="Times New Roman" w:hAnsi="Times New Roman" w:eastAsia="仿宋"/>
+              </w:rPr>
+            </w:pPr>
+            <w:r>
+              <w:rPr>
+                <w:rFonts w:hint="eastAsia" w:ascii="仿宋" w:hAnsi="仿宋" w:eastAsia="仿宋" w:cs="仿宋"/>
+                <w:sz w:val="18"/>
+                <w:szCs w:val="18"/>
+              </w:rPr>
+              <w:t>70~79</w:t>
             </w:r>
           </w:p>
         </w:tc>
@@ -926,30 +939,6 @@
                 <w:sz w:val="18"/>
                 <w:szCs w:val="18"/>
               </w:rPr>
-              <w:t>70~79</w:t>
-            </w:r>
-          </w:p>
-        </w:tc>
-        <w:tc>
-          <w:tcPr>
-            <w:tcW w:w="1591" w:type="dxa"/>
-            <w:gridSpan w:val="3"/>
-            <w:vAlign w:val="center"/>
-          </w:tcPr>
-          <w:p>
-            <w:pPr>
-              <w:spacing w:line="360" w:lineRule="auto"/>
-              <w:ind w:right="-105" w:rightChars="-50"/>
-              <w:rPr>
-                <w:rFonts w:ascii="Times New Roman" w:hAnsi="Times New Roman" w:eastAsia="仿宋"/>
-              </w:rPr>
-            </w:pPr>
-            <w:r>
-              <w:rPr>
-                <w:rFonts w:hint="eastAsia" w:ascii="仿宋" w:hAnsi="仿宋" w:eastAsia="仿宋" w:cs="仿宋"/>
-                <w:sz w:val="18"/>
-                <w:szCs w:val="18"/>
-              </w:rPr>
               <w:t>60~69</w:t>
             </w:r>
           </w:p>
@@ -957,7 +946,7 @@
         <w:tc>
           <w:tcPr>
             <w:tcW w:w="1594" w:type="dxa"/>
-            <w:gridSpan w:val="3"/>
+            <w:gridSpan w:val="2"/>
             <w:vAlign w:val="center"/>
           </w:tcPr>
           <w:p>
@@ -1022,7 +1011,7 @@
         <w:tc>
           <w:tcPr>
             <w:tcW w:w="1589" w:type="dxa"/>
-            <w:gridSpan w:val="3"/>
+            <w:gridSpan w:val="2"/>
             <w:vAlign w:val="center"/>
           </w:tcPr>
           <w:p>
@@ -1046,7 +1035,6 @@
         <w:tc>
           <w:tcPr>
             <w:tcW w:w="1558" w:type="dxa"/>
-            <w:gridSpan w:val="2"/>
             <w:vAlign w:val="center"/>
           </w:tcPr>
           <w:p>
@@ -1072,7 +1060,7 @@
         <w:tc>
           <w:tcPr>
             <w:tcW w:w="1624" w:type="dxa"/>
-            <w:gridSpan w:val="3"/>
+            <w:gridSpan w:val="2"/>
             <w:vAlign w:val="center"/>
           </w:tcPr>
           <w:p>
@@ -1094,6 +1082,37 @@
                 <w:lang w:val="en-US" w:eastAsia="zh-CN"/>
               </w:rPr>
               <w:t>{{good_p}}</w:t>
+            </w:r>
+          </w:p>
+        </w:tc>
+        <w:tc>
+          <w:tcPr>
+            <w:tcW w:w="1591" w:type="dxa"/>
+            <w:vAlign w:val="center"/>
+          </w:tcPr>
+          <w:p>
+            <w:pPr>
+              <w:pStyle w:val="3"/>
+              <w:keepNext w:val="0"/>
+              <w:keepLines w:val="0"/>
+              <w:widowControl/>
+              <w:suppressLineNumbers w:val="0"/>
+              <w:rPr>
+                <w:rFonts w:hint="eastAsia" w:ascii="仿宋" w:hAnsi="仿宋" w:eastAsia="仿宋" w:cs="仿宋"/>
+                <w:sz w:val="18"/>
+                <w:szCs w:val="18"/>
+                <w:lang w:val="en-US" w:eastAsia="zh-CN"/>
+              </w:rPr>
+            </w:pPr>
+            <w:r>
+              <w:rPr>
+                <w:rFonts w:hint="eastAsia" w:ascii="仿宋" w:hAnsi="仿宋" w:eastAsia="仿宋" w:cs="仿宋"/>
+                <w:kern w:val="2"/>
+                <w:sz w:val="18"/>
+                <w:szCs w:val="18"/>
+                <w:lang w:val="en-US" w:eastAsia="zh-CN" w:bidi="ar-SA"/>
+              </w:rPr>
+              <w:t>{{middle_p}}</w:t>
             </w:r>
           </w:p>
         </w:tc>
@@ -1105,38 +1124,6 @@
           </w:tcPr>
           <w:p>
             <w:pPr>
-              <w:pStyle w:val="3"/>
-              <w:keepNext w:val="0"/>
-              <w:keepLines w:val="0"/>
-              <w:widowControl/>
-              <w:suppressLineNumbers w:val="0"/>
-              <w:rPr>
-                <w:rFonts w:hint="eastAsia" w:ascii="仿宋" w:hAnsi="仿宋" w:eastAsia="仿宋" w:cs="仿宋"/>
-                <w:sz w:val="18"/>
-                <w:szCs w:val="18"/>
-                <w:lang w:val="en-US" w:eastAsia="zh-CN"/>
-              </w:rPr>
-            </w:pPr>
-            <w:r>
-              <w:rPr>
-                <w:rFonts w:hint="eastAsia" w:ascii="仿宋" w:hAnsi="仿宋" w:eastAsia="仿宋" w:cs="仿宋"/>
-                <w:kern w:val="2"/>
-                <w:sz w:val="18"/>
-                <w:szCs w:val="18"/>
-                <w:lang w:val="en-US" w:eastAsia="zh-CN" w:bidi="ar-SA"/>
-              </w:rPr>
-              <w:t>{{middle_p}}</w:t>
-            </w:r>
-          </w:p>
-        </w:tc>
-        <w:tc>
-          <w:tcPr>
-            <w:tcW w:w="1591" w:type="dxa"/>
-            <w:gridSpan w:val="3"/>
-            <w:vAlign w:val="center"/>
-          </w:tcPr>
-          <w:p>
-            <w:pPr>
               <w:spacing w:line="360" w:lineRule="auto"/>
               <w:ind w:right="-105" w:rightChars="-50"/>
               <w:rPr>
@@ -1160,7 +1147,7 @@
         <w:tc>
           <w:tcPr>
             <w:tcW w:w="1594" w:type="dxa"/>
-            <w:gridSpan w:val="3"/>
+            <w:gridSpan w:val="2"/>
             <w:vAlign w:val="center"/>
           </w:tcPr>
           <w:p>
@@ -1229,7 +1216,7 @@
         <w:tc>
           <w:tcPr>
             <w:tcW w:w="1589" w:type="dxa"/>
-            <w:gridSpan w:val="3"/>
+            <w:gridSpan w:val="2"/>
             <w:vAlign w:val="center"/>
           </w:tcPr>
           <w:p>
@@ -1255,7 +1242,6 @@
         <w:tc>
           <w:tcPr>
             <w:tcW w:w="1558" w:type="dxa"/>
-            <w:gridSpan w:val="2"/>
             <w:vAlign w:val="center"/>
           </w:tcPr>
           <w:p>
@@ -1284,7 +1270,7 @@
         <w:tc>
           <w:tcPr>
             <w:tcW w:w="1624" w:type="dxa"/>
-            <w:gridSpan w:val="3"/>
+            <w:gridSpan w:val="2"/>
             <w:vAlign w:val="center"/>
           </w:tcPr>
           <w:p>
@@ -1306,6 +1292,33 @@
                 <w:lang w:val="en-US" w:eastAsia="zh-CN"/>
               </w:rPr>
               <w:t>{{good_c}}</w:t>
+            </w:r>
+          </w:p>
+        </w:tc>
+        <w:tc>
+          <w:tcPr>
+            <w:tcW w:w="1591" w:type="dxa"/>
+            <w:vAlign w:val="center"/>
+          </w:tcPr>
+          <w:p>
+            <w:pPr>
+              <w:spacing w:line="360" w:lineRule="auto"/>
+              <w:ind w:right="-105" w:rightChars="-50"/>
+              <w:rPr>
+                <w:rFonts w:hint="eastAsia" w:ascii="仿宋" w:hAnsi="仿宋" w:eastAsia="仿宋" w:cs="仿宋"/>
+                <w:sz w:val="18"/>
+                <w:szCs w:val="18"/>
+                <w:lang w:val="en-US" w:eastAsia="zh-CN"/>
+              </w:rPr>
+            </w:pPr>
+            <w:r>
+              <w:rPr>
+                <w:rFonts w:hint="eastAsia" w:ascii="仿宋" w:hAnsi="仿宋" w:eastAsia="仿宋" w:cs="仿宋"/>
+                <w:sz w:val="18"/>
+                <w:szCs w:val="18"/>
+                <w:lang w:val="en-US" w:eastAsia="zh-CN"/>
+              </w:rPr>
+              <w:t>{{middle_c}}</w:t>
             </w:r>
           </w:p>
         </w:tc>
@@ -1333,34 +1346,6 @@
                 <w:szCs w:val="18"/>
                 <w:lang w:val="en-US" w:eastAsia="zh-CN"/>
               </w:rPr>
-              <w:t>{{middle_c}}</w:t>
-            </w:r>
-          </w:p>
-        </w:tc>
-        <w:tc>
-          <w:tcPr>
-            <w:tcW w:w="1591" w:type="dxa"/>
-            <w:gridSpan w:val="3"/>
-            <w:vAlign w:val="center"/>
-          </w:tcPr>
-          <w:p>
-            <w:pPr>
-              <w:spacing w:line="360" w:lineRule="auto"/>
-              <w:ind w:right="-105" w:rightChars="-50"/>
-              <w:rPr>
-                <w:rFonts w:hint="eastAsia" w:ascii="仿宋" w:hAnsi="仿宋" w:eastAsia="仿宋" w:cs="仿宋"/>
-                <w:sz w:val="18"/>
-                <w:szCs w:val="18"/>
-                <w:lang w:val="en-US" w:eastAsia="zh-CN"/>
-              </w:rPr>
-            </w:pPr>
-            <w:r>
-              <w:rPr>
-                <w:rFonts w:hint="eastAsia" w:ascii="仿宋" w:hAnsi="仿宋" w:eastAsia="仿宋" w:cs="仿宋"/>
-                <w:sz w:val="18"/>
-                <w:szCs w:val="18"/>
-                <w:lang w:val="en-US" w:eastAsia="zh-CN"/>
-              </w:rPr>
               <w:t>{{pass_c}}</w:t>
             </w:r>
           </w:p>
@@ -1368,7 +1353,7 @@
         <w:tc>
           <w:tcPr>
             <w:tcW w:w="1594" w:type="dxa"/>
-            <w:gridSpan w:val="3"/>
+            <w:gridSpan w:val="2"/>
             <w:vAlign w:val="center"/>
           </w:tcPr>
           <w:p>
@@ -1390,6 +1375,129 @@
                 <w:lang w:val="en-US" w:eastAsia="zh-CN"/>
               </w:rPr>
               <w:t>{{fail_c}}</w:t>
+            </w:r>
+          </w:p>
+        </w:tc>
+      </w:tr>
+      <w:tr>
+        <w:tblPrEx>
+          <w:tblBorders>
+            <w:top w:val="single" w:color="auto" w:sz="8" w:space="0"/>
+            <w:left w:val="single" w:color="auto" w:sz="8" w:space="0"/>
+            <w:bottom w:val="single" w:color="auto" w:sz="8" w:space="0"/>
+            <w:right w:val="single" w:color="auto" w:sz="8" w:space="0"/>
+            <w:insideH w:val="single" w:color="auto" w:sz="4" w:space="0"/>
+            <w:insideV w:val="single" w:color="auto" w:sz="4" w:space="0"/>
+          </w:tblBorders>
+          <w:tblCellMar>
+            <w:top w:w="0" w:type="dxa"/>
+            <w:left w:w="108" w:type="dxa"/>
+            <w:bottom w:w="0" w:type="dxa"/>
+            <w:right w:w="108" w:type="dxa"/>
+          </w:tblCellMar>
+        </w:tblPrEx>
+        <w:trPr>
+          <w:trHeight w:val="85" w:hRule="atLeast"/>
+          <w:jc w:val="center"/>
+        </w:trPr>
+        <w:tc>
+          <w:tcPr>
+            <w:tcW w:w="10681" w:type="dxa"/>
+            <w:gridSpan w:val="11"/>
+            <w:vAlign w:val="center"/>
+          </w:tcPr>
+          <w:p>
+            <w:pPr>
+              <w:jc w:val="left"/>
+              <w:rPr>
+                <w:rFonts w:hint="eastAsia" w:ascii="Times New Roman" w:hAnsi="Times New Roman" w:eastAsia="仿宋"/>
+                <w:sz w:val="18"/>
+                <w:szCs w:val="18"/>
+              </w:rPr>
+            </w:pPr>
+            <w:r>
+              <w:rPr>
+                <w:rFonts w:hint="eastAsia" w:ascii="Times New Roman" w:hAnsi="Times New Roman" w:eastAsia="仿宋"/>
+                <w:sz w:val="18"/>
+                <w:szCs w:val="18"/>
+                <w:lang w:val="en-US" w:eastAsia="zh-CN"/>
+              </w:rPr>
+              <w:t>1</w:t>
+            </w:r>
+            <w:r>
+              <w:rPr>
+                <w:rFonts w:ascii="Times New Roman" w:hAnsi="Times New Roman" w:eastAsia="仿宋"/>
+                <w:sz w:val="18"/>
+                <w:szCs w:val="18"/>
+              </w:rPr>
+              <w:t>、</w:t>
+            </w:r>
+            <w:r>
+              <w:rPr>
+                <w:rFonts w:eastAsia="仿宋"/>
+                <w:sz w:val="18"/>
+                <w:szCs w:val="18"/>
+              </w:rPr>
+              <w:t>课程目标达成</w:t>
+            </w:r>
+            <w:r>
+              <w:rPr>
+                <w:rFonts w:hint="eastAsia" w:eastAsia="仿宋"/>
+                <w:sz w:val="18"/>
+                <w:szCs w:val="18"/>
+              </w:rPr>
+              <w:t>评价计算</w:t>
+            </w:r>
+          </w:p>
+        </w:tc>
+      </w:tr>
+      <w:tr>
+        <w:tblPrEx>
+          <w:tblBorders>
+            <w:top w:val="single" w:color="auto" w:sz="8" w:space="0"/>
+            <w:left w:val="single" w:color="auto" w:sz="8" w:space="0"/>
+            <w:bottom w:val="single" w:color="auto" w:sz="8" w:space="0"/>
+            <w:right w:val="single" w:color="auto" w:sz="8" w:space="0"/>
+            <w:insideH w:val="single" w:color="auto" w:sz="4" w:space="0"/>
+            <w:insideV w:val="single" w:color="auto" w:sz="4" w:space="0"/>
+          </w:tblBorders>
+          <w:tblCellMar>
+            <w:top w:w="0" w:type="dxa"/>
+            <w:left w:w="108" w:type="dxa"/>
+            <w:bottom w:w="0" w:type="dxa"/>
+            <w:right w:w="108" w:type="dxa"/>
+          </w:tblCellMar>
+        </w:tblPrEx>
+        <w:trPr>
+          <w:trHeight w:val="85" w:hRule="atLeast"/>
+          <w:jc w:val="center"/>
+        </w:trPr>
+        <w:tc>
+          <w:tcPr>
+            <w:tcW w:w="10681" w:type="dxa"/>
+            <w:gridSpan w:val="11"/>
+            <w:vAlign w:val="center"/>
+          </w:tcPr>
+          <w:p>
+            <w:pPr>
+              <w:jc w:val="center"/>
+              <w:rPr>
+                <w:rFonts w:hint="default" w:ascii="Times New Roman" w:hAnsi="Times New Roman" w:eastAsia="仿宋" w:cs="Times New Roman"/>
+                <w:kern w:val="2"/>
+                <w:sz w:val="18"/>
+                <w:szCs w:val="18"/>
+                <w:lang w:val="en-US" w:eastAsia="zh-CN" w:bidi="ar-SA"/>
+              </w:rPr>
+            </w:pPr>
+            <w:r>
+              <w:rPr>
+                <w:rFonts w:hint="eastAsia" w:ascii="Times New Roman" w:hAnsi="Times New Roman" w:eastAsia="仿宋" w:cs="Times New Roman"/>
+                <w:kern w:val="2"/>
+                <w:sz w:val="18"/>
+                <w:szCs w:val="18"/>
+                <w:lang w:val="en-US" w:eastAsia="zh-CN" w:bidi="ar-SA"/>
+              </w:rPr>
+              <w:t>{{#objectAchieveTable}}</w:t>
             </w:r>
           </w:p>
         </w:tc>
@@ -1418,34 +1526,33 @@
         <w:tc>
           <w:tcPr>
             <w:tcW w:w="10681" w:type="dxa"/>
-            <w:gridSpan w:val="17"/>
+            <w:gridSpan w:val="11"/>
             <w:vAlign w:val="center"/>
           </w:tcPr>
           <w:p>
             <w:pPr>
-              <w:ind w:left="-105" w:leftChars="-50" w:right="-105" w:rightChars="-50" w:firstLine="90" w:firstLineChars="50"/>
-              <w:rPr>
-                <w:rFonts w:hint="default" w:ascii="Times New Roman" w:hAnsi="Times New Roman" w:eastAsia="仿宋"/>
+              <w:rPr>
+                <w:rFonts w:ascii="Times New Roman" w:hAnsi="Times New Roman" w:eastAsia="仿宋"/>
+                <w:sz w:val="18"/>
+                <w:szCs w:val="18"/>
+              </w:rPr>
+            </w:pPr>
+            <w:r>
+              <w:rPr>
+                <w:rFonts w:hint="eastAsia" w:ascii="Times New Roman" w:hAnsi="Times New Roman" w:eastAsia="仿宋"/>
                 <w:sz w:val="18"/>
                 <w:szCs w:val="18"/>
                 <w:lang w:val="en-US" w:eastAsia="zh-CN"/>
               </w:rPr>
-            </w:pPr>
-            <w:r>
-              <w:rPr>
-                <w:rFonts w:ascii="Times New Roman" w:hAnsi="Times New Roman" w:eastAsia="仿宋"/>
-                <w:sz w:val="18"/>
-                <w:szCs w:val="18"/>
-              </w:rPr>
-              <w:t>1、</w:t>
-            </w:r>
-            <w:r>
-              <w:rPr>
-                <w:rFonts w:hint="eastAsia" w:ascii="Times New Roman" w:hAnsi="Times New Roman" w:eastAsia="仿宋"/>
-                <w:sz w:val="18"/>
-                <w:szCs w:val="18"/>
-              </w:rPr>
-              <w:t>考核与评分标准</w:t>
+              <w:t>2</w:t>
+            </w:r>
+            <w:r>
+              <w:rPr>
+                <w:rFonts w:ascii="Times New Roman" w:hAnsi="Times New Roman" w:eastAsia="仿宋"/>
+                <w:sz w:val="18"/>
+                <w:szCs w:val="18"/>
+              </w:rPr>
+              <w:t>、课程目标达成情况分析</w:t>
             </w:r>
           </w:p>
         </w:tc>
@@ -1468,20 +1575,116 @@
           </w:tblCellMar>
         </w:tblPrEx>
         <w:trPr>
-          <w:trHeight w:val="85" w:hRule="atLeast"/>
+          <w:trHeight w:val="397" w:hRule="atLeast"/>
           <w:jc w:val="center"/>
         </w:trPr>
         <w:tc>
           <w:tcPr>
-            <w:tcW w:w="1525" w:type="dxa"/>
-            <w:gridSpan w:val="3"/>
+            <w:tcW w:w="10681" w:type="dxa"/>
+            <w:gridSpan w:val="11"/>
             <w:vAlign w:val="center"/>
           </w:tcPr>
           <w:p>
             <w:pPr>
+              <w:numPr>
+                <w:ilvl w:val="0"/>
+                <w:numId w:val="0"/>
+              </w:numPr>
+              <w:rPr>
+                <w:rFonts w:ascii="Times New Roman" w:hAnsi="Times New Roman" w:eastAsia="仿宋"/>
+                <w:b/>
+                <w:sz w:val="18"/>
+                <w:szCs w:val="18"/>
+              </w:rPr>
+            </w:pPr>
+            <w:r>
+              <w:rPr>
+                <w:rFonts w:ascii="Times New Roman" w:hAnsi="Times New Roman" w:eastAsia="仿宋" w:cs="Times New Roman"/>
+                <w:b/>
+                <w:kern w:val="2"/>
+                <w:sz w:val="18"/>
+                <w:szCs w:val="18"/>
+                <w:lang w:val="en-US" w:eastAsia="zh-CN" w:bidi="ar-SA"/>
+              </w:rPr>
+              <w:t>（1）</w:t>
+            </w:r>
+            <w:r>
+              <w:rPr>
+                <w:rFonts w:hint="eastAsia" w:ascii="Times New Roman" w:hAnsi="Times New Roman" w:eastAsia="仿宋"/>
+                <w:b/>
+                <w:sz w:val="18"/>
+                <w:szCs w:val="18"/>
+              </w:rPr>
+              <w:t>学生</w:t>
+            </w:r>
+            <w:r>
+              <w:rPr>
+                <w:rFonts w:ascii="Times New Roman" w:hAnsi="Times New Roman" w:eastAsia="仿宋"/>
+                <w:b/>
+                <w:sz w:val="18"/>
+                <w:szCs w:val="18"/>
+              </w:rPr>
+              <w:t>总体达成</w:t>
+            </w:r>
+            <w:r>
+              <w:rPr>
+                <w:rFonts w:hint="eastAsia" w:ascii="Times New Roman" w:hAnsi="Times New Roman" w:eastAsia="仿宋"/>
+                <w:b/>
+                <w:sz w:val="18"/>
+                <w:szCs w:val="18"/>
+              </w:rPr>
+              <w:t>情况</w:t>
+            </w:r>
+            <w:r>
+              <w:rPr>
+                <w:rFonts w:ascii="Times New Roman" w:hAnsi="Times New Roman" w:eastAsia="仿宋"/>
+                <w:b/>
+                <w:sz w:val="18"/>
+                <w:szCs w:val="18"/>
+              </w:rPr>
+              <w:t>评价</w:t>
+            </w:r>
+          </w:p>
+          <w:p>
+            <w:pPr>
+              <w:widowControl w:val="0"/>
+              <w:numPr>
+                <w:ilvl w:val="0"/>
+                <w:numId w:val="0"/>
+              </w:numPr>
+              <w:jc w:val="both"/>
+              <w:rPr>
+                <w:rFonts w:hint="eastAsia" w:ascii="Times New Roman" w:hAnsi="Times New Roman" w:eastAsia="仿宋"/>
+                <w:b w:val="0"/>
+                <w:bCs/>
+                <w:sz w:val="18"/>
+                <w:szCs w:val="18"/>
+                <w:lang w:val="en-US" w:eastAsia="zh-CN"/>
+              </w:rPr>
+            </w:pPr>
+            <w:r>
+              <w:rPr>
+                <w:rFonts w:hint="eastAsia" w:ascii="Times New Roman" w:hAnsi="Times New Roman" w:eastAsia="仿宋"/>
+                <w:b/>
+                <w:sz w:val="18"/>
+                <w:szCs w:val="18"/>
+                <w:lang w:val="en-US" w:eastAsia="zh-CN"/>
+              </w:rPr>
+              <w:t xml:space="preserve">                                                </w:t>
+            </w:r>
+          </w:p>
+          <w:p>
+            <w:pPr>
+              <w:widowControl w:val="0"/>
+              <w:numPr>
+                <w:ilvl w:val="0"/>
+                <w:numId w:val="0"/>
+              </w:numPr>
               <w:jc w:val="center"/>
               <w:rPr>
-                <w:rFonts w:hint="default" w:ascii="Times New Roman" w:hAnsi="Times New Roman" w:eastAsia="仿宋"/>
+                <w:rFonts w:hint="eastAsia" w:ascii="Times New Roman" w:hAnsi="Times New Roman" w:eastAsia="仿宋"/>
+                <w:b w:val="0"/>
+                <w:bCs/>
                 <w:sz w:val="18"/>
                 <w:szCs w:val="18"/>
                 <w:lang w:val="en-US" w:eastAsia="zh-CN"/>
@@ -1490,174 +1693,305 @@
             <w:r>
               <w:rPr>
                 <w:rFonts w:hint="eastAsia" w:ascii="Times New Roman" w:hAnsi="Times New Roman" w:eastAsia="仿宋"/>
+                <w:b w:val="0"/>
+                <w:bCs/>
                 <w:sz w:val="18"/>
                 <w:szCs w:val="18"/>
                 <w:lang w:val="en-US" w:eastAsia="zh-CN"/>
               </w:rPr>
-              <w:t>课程目标</w:t>
-            </w:r>
+              <w:drawing>
+                <wp:inline distT="0" distB="0" distL="114300" distR="114300">
+                  <wp:extent cx="5642610" cy="2497455"/>
+                  <wp:effectExtent l="4445" t="4445" r="17145" b="12700"/>
+                  <wp:docPr id="1" name="图表 1" title="{{overallChart}}"/>
+                  <wp:cNvGraphicFramePr/>
+                  <a:graphic xmlns:a="http://schemas.openxmlformats.org/drawingml/2006/main">
+                    <a:graphicData uri="http://schemas.openxmlformats.org/drawingml/2006/chart">
+                      <c:chart xmlns:c="http://schemas.openxmlformats.org/drawingml/2006/chart" xmlns:r="http://schemas.openxmlformats.org/officeDocument/2006/relationships" r:id="rId4"/>
+                    </a:graphicData>
+                  </a:graphic>
+                </wp:inline>
+              </w:drawing>
+            </w:r>
+          </w:p>
+          <w:p>
+            <w:pPr>
+              <w:widowControl w:val="0"/>
+              <w:numPr>
+                <w:ilvl w:val="0"/>
+                <w:numId w:val="0"/>
+              </w:numPr>
+              <w:jc w:val="center"/>
+              <w:rPr>
+                <w:rFonts w:ascii="Times New Roman" w:hAnsi="Times New Roman" w:eastAsia="仿宋"/>
+                <w:sz w:val="18"/>
+                <w:szCs w:val="18"/>
+              </w:rPr>
+            </w:pPr>
+            <w:r>
+              <w:rPr>
+                <w:rFonts w:ascii="Times New Roman" w:hAnsi="Times New Roman" w:eastAsia="仿宋"/>
+                <w:sz w:val="18"/>
+                <w:szCs w:val="18"/>
+              </w:rPr>
+              <w:t>图1 课程目标达成评价情况</w:t>
+            </w:r>
+          </w:p>
+          <w:p>
+            <w:pPr>
+              <w:widowControl w:val="0"/>
+              <w:numPr>
+                <w:ilvl w:val="0"/>
+                <w:numId w:val="0"/>
+              </w:numPr>
+              <w:jc w:val="center"/>
+              <w:rPr>
+                <w:rFonts w:ascii="Times New Roman" w:hAnsi="Times New Roman" w:eastAsia="仿宋"/>
+                <w:sz w:val="18"/>
+                <w:szCs w:val="18"/>
+              </w:rPr>
+            </w:pPr>
+          </w:p>
+          <w:p>
+            <w:pPr>
+              <w:widowControl w:val="0"/>
+              <w:numPr>
+                <w:ilvl w:val="0"/>
+                <w:numId w:val="0"/>
+              </w:numPr>
+              <w:jc w:val="center"/>
+              <w:rPr>
+                <w:rFonts w:ascii="Times New Roman" w:hAnsi="Times New Roman" w:eastAsia="仿宋"/>
+                <w:sz w:val="18"/>
+                <w:szCs w:val="18"/>
+              </w:rPr>
+            </w:pPr>
+          </w:p>
+          <w:p>
+            <w:pPr>
+              <w:widowControl w:val="0"/>
+              <w:numPr>
+                <w:ilvl w:val="0"/>
+                <w:numId w:val="0"/>
+              </w:numPr>
+              <w:jc w:val="center"/>
+              <w:rPr>
+                <w:rFonts w:ascii="Times New Roman" w:hAnsi="Times New Roman" w:eastAsia="仿宋"/>
+                <w:sz w:val="18"/>
+                <w:szCs w:val="18"/>
+              </w:rPr>
+            </w:pPr>
+          </w:p>
+          <w:p>
+            <w:pPr>
+              <w:widowControl w:val="0"/>
+              <w:numPr>
+                <w:ilvl w:val="0"/>
+                <w:numId w:val="0"/>
+              </w:numPr>
+              <w:jc w:val="center"/>
+              <w:rPr>
+                <w:rFonts w:ascii="Times New Roman" w:hAnsi="Times New Roman" w:eastAsia="仿宋"/>
+                <w:sz w:val="18"/>
+                <w:szCs w:val="18"/>
+              </w:rPr>
+            </w:pPr>
+          </w:p>
+          <w:p>
+            <w:pPr>
+              <w:widowControl w:val="0"/>
+              <w:numPr>
+                <w:ilvl w:val="0"/>
+                <w:numId w:val="0"/>
+              </w:numPr>
+              <w:jc w:val="both"/>
+              <w:rPr>
+                <w:rFonts w:ascii="Times New Roman" w:hAnsi="Times New Roman" w:eastAsia="仿宋"/>
+                <w:b/>
+                <w:sz w:val="18"/>
+                <w:szCs w:val="18"/>
+              </w:rPr>
+            </w:pPr>
           </w:p>
         </w:tc>
+      </w:tr>
+      <w:tr>
+        <w:tblPrEx>
+          <w:tblBorders>
+            <w:top w:val="single" w:color="auto" w:sz="8" w:space="0"/>
+            <w:left w:val="single" w:color="auto" w:sz="8" w:space="0"/>
+            <w:bottom w:val="single" w:color="auto" w:sz="8" w:space="0"/>
+            <w:right w:val="single" w:color="auto" w:sz="8" w:space="0"/>
+            <w:insideH w:val="single" w:color="auto" w:sz="4" w:space="0"/>
+            <w:insideV w:val="single" w:color="auto" w:sz="4" w:space="0"/>
+          </w:tblBorders>
+          <w:tblCellMar>
+            <w:top w:w="0" w:type="dxa"/>
+            <w:left w:w="108" w:type="dxa"/>
+            <w:bottom w:w="0" w:type="dxa"/>
+            <w:right w:w="108" w:type="dxa"/>
+          </w:tblCellMar>
+        </w:tblPrEx>
+        <w:trPr>
+          <w:trHeight w:val="909" w:hRule="atLeast"/>
+          <w:jc w:val="center"/>
+        </w:trPr>
         <w:tc>
           <w:tcPr>
-            <w:tcW w:w="1525" w:type="dxa"/>
-            <w:gridSpan w:val="2"/>
+            <w:tcW w:w="10681" w:type="dxa"/>
+            <w:gridSpan w:val="11"/>
             <w:vAlign w:val="center"/>
           </w:tcPr>
           <w:p>
             <w:pPr>
+              <w:numPr>
+                <w:ilvl w:val="0"/>
+                <w:numId w:val="0"/>
+              </w:numPr>
+              <w:ind w:left="0" w:leftChars="0" w:firstLine="0" w:firstLineChars="0"/>
+              <w:rPr>
+                <w:rFonts w:ascii="Times New Roman" w:hAnsi="Times New Roman" w:eastAsia="仿宋"/>
+                <w:b/>
+                <w:sz w:val="18"/>
+                <w:szCs w:val="18"/>
+              </w:rPr>
+            </w:pPr>
+            <w:r>
+              <w:rPr>
+                <w:rFonts w:ascii="Times New Roman" w:hAnsi="Times New Roman" w:eastAsia="仿宋" w:cs="Times New Roman"/>
+                <w:b/>
+                <w:kern w:val="2"/>
+                <w:sz w:val="18"/>
+                <w:szCs w:val="18"/>
+                <w:lang w:val="en-US" w:eastAsia="zh-CN" w:bidi="ar-SA"/>
+              </w:rPr>
+              <w:t>（2）</w:t>
+            </w:r>
+            <w:r>
+              <w:rPr>
+                <w:rFonts w:ascii="Times New Roman" w:hAnsi="Times New Roman" w:eastAsia="仿宋"/>
+                <w:b/>
+                <w:sz w:val="18"/>
+                <w:szCs w:val="18"/>
+              </w:rPr>
+              <w:t>学生个体达成情况评价</w:t>
+            </w:r>
+          </w:p>
+          <w:p>
+            <w:pPr>
+              <w:widowControl w:val="0"/>
+              <w:numPr>
+                <w:ilvl w:val="0"/>
+                <w:numId w:val="0"/>
+              </w:numPr>
               <w:jc w:val="center"/>
               <w:rPr>
-                <w:rFonts w:hint="default" w:ascii="Times New Roman" w:hAnsi="Times New Roman" w:eastAsia="仿宋"/>
-                <w:sz w:val="18"/>
-                <w:szCs w:val="18"/>
-                <w:lang w:val="en-US" w:eastAsia="zh-CN"/>
-              </w:rPr>
-            </w:pPr>
-            <w:r>
-              <w:rPr>
-                <w:rFonts w:hint="eastAsia" w:ascii="Times New Roman" w:hAnsi="Times New Roman" w:eastAsia="仿宋"/>
-                <w:sz w:val="18"/>
-                <w:szCs w:val="18"/>
-                <w:lang w:val="en-US" w:eastAsia="zh-CN"/>
-              </w:rPr>
-              <w:t>考核方式</w:t>
-            </w:r>
-          </w:p>
-        </w:tc>
-        <w:tc>
-          <w:tcPr>
-            <w:tcW w:w="1525" w:type="dxa"/>
-            <w:gridSpan w:val="2"/>
-            <w:vAlign w:val="center"/>
-          </w:tcPr>
-          <w:p>
-            <w:pPr>
+                <w:rFonts w:ascii="宋体" w:hAnsi="宋体" w:eastAsia="宋体" w:cs="宋体"/>
+                <w:sz w:val="24"/>
+                <w:szCs w:val="24"/>
+              </w:rPr>
+            </w:pPr>
+            <w:r>
+              <w:rPr>
+                <w:rFonts w:ascii="宋体" w:hAnsi="宋体" w:eastAsia="宋体" w:cs="宋体"/>
+                <w:sz w:val="24"/>
+                <w:szCs w:val="24"/>
+              </w:rPr>
+              <w:t>{{?objectives}}</w:t>
+            </w:r>
+          </w:p>
+          <w:p>
+            <w:pPr>
+              <w:widowControl w:val="0"/>
+              <w:numPr>
+                <w:ilvl w:val="0"/>
+                <w:numId w:val="0"/>
+              </w:numPr>
               <w:jc w:val="center"/>
               <w:rPr>
-                <w:rFonts w:hint="eastAsia" w:ascii="Times New Roman" w:hAnsi="Times New Roman" w:eastAsia="仿宋"/>
-                <w:sz w:val="18"/>
-                <w:szCs w:val="18"/>
-                <w:lang w:val="en-US" w:eastAsia="zh-CN"/>
-              </w:rPr>
-            </w:pPr>
-            <w:r>
-              <w:rPr>
-                <w:rFonts w:hint="eastAsia" w:ascii="Times New Roman" w:hAnsi="Times New Roman" w:eastAsia="仿宋"/>
-                <w:sz w:val="18"/>
-                <w:szCs w:val="18"/>
-                <w:lang w:val="en-US" w:eastAsia="zh-CN"/>
-              </w:rPr>
-              <w:t>优(90-100)</w:t>
-            </w:r>
-          </w:p>
-        </w:tc>
-        <w:tc>
-          <w:tcPr>
-            <w:tcW w:w="1525" w:type="dxa"/>
-            <w:gridSpan w:val="3"/>
-            <w:vAlign w:val="center"/>
-          </w:tcPr>
-          <w:p>
-            <w:pPr>
+                <w:rFonts w:ascii="宋体" w:hAnsi="宋体" w:eastAsia="宋体" w:cs="宋体"/>
+                <w:sz w:val="24"/>
+                <w:szCs w:val="24"/>
+              </w:rPr>
+            </w:pPr>
+            <w:bookmarkStart w:id="2" w:name="_GoBack"/>
+            <w:r>
+              <w:rPr>
+                <w:rFonts w:hint="eastAsia" w:ascii="宋体" w:hAnsi="宋体" w:eastAsia="宋体" w:cs="宋体"/>
+                <w:sz w:val="24"/>
+                <w:szCs w:val="24"/>
+                <w:lang w:eastAsia="zh-CN"/>
+              </w:rPr>
+              <w:drawing>
+                <wp:inline distT="0" distB="0" distL="114300" distR="114300">
+                  <wp:extent cx="5256530" cy="2988310"/>
+                  <wp:effectExtent l="5080" t="4445" r="8890" b="17145"/>
+                  <wp:docPr id="2" name="图表 2" title="{{scatterChart}}"/>
+                  <wp:cNvGraphicFramePr/>
+                  <a:graphic xmlns:a="http://schemas.openxmlformats.org/drawingml/2006/main">
+                    <a:graphicData uri="http://schemas.openxmlformats.org/drawingml/2006/chart">
+                      <c:chart xmlns:c="http://schemas.openxmlformats.org/drawingml/2006/chart" xmlns:r="http://schemas.openxmlformats.org/officeDocument/2006/relationships" r:id="rId5"/>
+                    </a:graphicData>
+                  </a:graphic>
+                </wp:inline>
+              </w:drawing>
+            </w:r>
+            <w:bookmarkEnd w:id="2"/>
+          </w:p>
+          <w:p>
+            <w:pPr>
+              <w:widowControl w:val="0"/>
+              <w:numPr>
+                <w:ilvl w:val="0"/>
+                <w:numId w:val="0"/>
+              </w:numPr>
               <w:jc w:val="center"/>
               <w:rPr>
-                <w:rFonts w:hint="eastAsia" w:ascii="Times New Roman" w:hAnsi="Times New Roman" w:eastAsia="仿宋"/>
-                <w:sz w:val="18"/>
-                <w:szCs w:val="18"/>
-                <w:lang w:val="en-US" w:eastAsia="zh-CN"/>
-              </w:rPr>
-            </w:pPr>
-            <w:r>
-              <w:rPr>
-                <w:rFonts w:hint="eastAsia" w:ascii="Times New Roman" w:hAnsi="Times New Roman" w:eastAsia="仿宋"/>
-                <w:sz w:val="18"/>
-                <w:szCs w:val="18"/>
-                <w:lang w:val="en-US" w:eastAsia="zh-CN"/>
-              </w:rPr>
-              <w:t>良(80-89)</w:t>
-            </w:r>
-          </w:p>
-        </w:tc>
-        <w:tc>
-          <w:tcPr>
-            <w:tcW w:w="1525" w:type="dxa"/>
-            <w:gridSpan w:val="2"/>
-            <w:vAlign w:val="center"/>
-          </w:tcPr>
-          <w:p>
-            <w:pPr>
-              <w:jc w:val="center"/>
-              <w:rPr>
-                <w:rFonts w:hint="eastAsia" w:ascii="Times New Roman" w:hAnsi="Times New Roman" w:eastAsia="仿宋"/>
-                <w:sz w:val="18"/>
-                <w:szCs w:val="18"/>
-                <w:lang w:val="en-US" w:eastAsia="zh-CN"/>
-              </w:rPr>
-            </w:pPr>
-            <w:r>
-              <w:rPr>
-                <w:rFonts w:hint="eastAsia" w:ascii="Times New Roman" w:hAnsi="Times New Roman" w:eastAsia="仿宋"/>
-                <w:sz w:val="18"/>
-                <w:szCs w:val="18"/>
-                <w:lang w:val="en-US" w:eastAsia="zh-CN"/>
-              </w:rPr>
-              <w:t>中(70-79)</w:t>
-            </w:r>
-          </w:p>
-        </w:tc>
-        <w:tc>
-          <w:tcPr>
-            <w:tcW w:w="1525" w:type="dxa"/>
-            <w:gridSpan w:val="3"/>
-            <w:vAlign w:val="center"/>
-          </w:tcPr>
-          <w:p>
-            <w:pPr>
-              <w:jc w:val="center"/>
-              <w:rPr>
-                <w:rFonts w:hint="eastAsia" w:ascii="Times New Roman" w:hAnsi="Times New Roman" w:eastAsia="仿宋"/>
-                <w:sz w:val="18"/>
-                <w:szCs w:val="18"/>
-                <w:lang w:val="en-US" w:eastAsia="zh-CN"/>
-              </w:rPr>
-            </w:pPr>
-            <w:r>
-              <w:rPr>
-                <w:rFonts w:hint="eastAsia" w:ascii="Times New Roman" w:hAnsi="Times New Roman" w:eastAsia="仿宋"/>
-                <w:sz w:val="18"/>
-                <w:szCs w:val="18"/>
-                <w:lang w:val="en-US" w:eastAsia="zh-CN"/>
-              </w:rPr>
-              <w:t>及格(60-69)</w:t>
-            </w:r>
-          </w:p>
-        </w:tc>
-        <w:tc>
-          <w:tcPr>
-            <w:tcW w:w="1531" w:type="dxa"/>
-            <w:gridSpan w:val="2"/>
-            <w:vAlign w:val="center"/>
-          </w:tcPr>
-          <w:p>
-            <w:pPr>
-              <w:jc w:val="center"/>
-              <w:rPr>
-                <w:rFonts w:hint="eastAsia" w:ascii="Times New Roman" w:hAnsi="Times New Roman" w:eastAsia="仿宋"/>
-                <w:sz w:val="18"/>
-                <w:szCs w:val="18"/>
-                <w:lang w:val="en-US" w:eastAsia="zh-CN"/>
-              </w:rPr>
-            </w:pPr>
-            <w:r>
-              <w:rPr>
-                <w:rFonts w:hint="eastAsia" w:ascii="Times New Roman" w:hAnsi="Times New Roman" w:eastAsia="仿宋"/>
-                <w:sz w:val="18"/>
-                <w:szCs w:val="18"/>
-                <w:lang w:val="en-US" w:eastAsia="zh-CN"/>
-              </w:rPr>
-              <w:t>不及格(&lt;60)</w:t>
-            </w:r>
+                <w:rFonts w:ascii="宋体" w:hAnsi="宋体" w:eastAsia="宋体" w:cs="宋体"/>
+                <w:sz w:val="24"/>
+                <w:szCs w:val="24"/>
+              </w:rPr>
+            </w:pPr>
+            <w:r>
+              <w:rPr>
+                <w:rFonts w:ascii="宋体" w:hAnsi="宋体" w:eastAsia="宋体" w:cs="宋体"/>
+                <w:sz w:val="24"/>
+                <w:szCs w:val="24"/>
+              </w:rPr>
+              <w:t>{{/objectives}}</w:t>
+            </w:r>
+          </w:p>
+          <w:p>
+            <w:pPr>
+              <w:widowControl w:val="0"/>
+              <w:numPr>
+                <w:ilvl w:val="0"/>
+                <w:numId w:val="0"/>
+              </w:numPr>
+              <w:jc w:val="both"/>
+              <w:rPr>
+                <w:rFonts w:ascii="Times New Roman" w:hAnsi="Times New Roman" w:eastAsia="仿宋"/>
+                <w:b/>
+                <w:sz w:val="18"/>
+                <w:szCs w:val="18"/>
+              </w:rPr>
+            </w:pPr>
+          </w:p>
+          <w:p>
+            <w:pPr>
+              <w:widowControl w:val="0"/>
+              <w:numPr>
+                <w:ilvl w:val="0"/>
+                <w:numId w:val="0"/>
+              </w:numPr>
+              <w:jc w:val="both"/>
+              <w:rPr>
+                <w:rFonts w:ascii="Times New Roman" w:hAnsi="Times New Roman" w:eastAsia="仿宋"/>
+                <w:b/>
+                <w:sz w:val="18"/>
+                <w:szCs w:val="18"/>
+              </w:rPr>
+            </w:pPr>
           </w:p>
         </w:tc>
       </w:tr>
@@ -1685,51 +2019,90 @@
         <w:tc>
           <w:tcPr>
             <w:tcW w:w="10681" w:type="dxa"/>
-            <w:gridSpan w:val="17"/>
+            <w:gridSpan w:val="11"/>
             <w:vAlign w:val="center"/>
           </w:tcPr>
           <w:p>
             <w:pPr>
-              <w:jc w:val="left"/>
-              <w:rPr>
-                <w:rFonts w:hint="eastAsia" w:ascii="Times New Roman" w:hAnsi="Times New Roman" w:eastAsia="仿宋"/>
-                <w:sz w:val="18"/>
-                <w:szCs w:val="18"/>
-              </w:rPr>
-            </w:pPr>
-            <w:r>
-              <w:rPr>
-                <w:rFonts w:hint="eastAsia" w:ascii="Times New Roman" w:hAnsi="Times New Roman" w:eastAsia="仿宋"/>
-                <w:sz w:val="18"/>
-                <w:szCs w:val="18"/>
-                <w:lang w:val="en-US" w:eastAsia="zh-CN"/>
-              </w:rPr>
-              <w:t>2</w:t>
-            </w:r>
-            <w:r>
-              <w:rPr>
-                <w:rFonts w:ascii="Times New Roman" w:hAnsi="Times New Roman" w:eastAsia="仿宋"/>
-                <w:sz w:val="18"/>
-                <w:szCs w:val="18"/>
-              </w:rPr>
-              <w:t>、</w:t>
-            </w:r>
-            <w:r>
-              <w:rPr>
-                <w:rFonts w:eastAsia="仿宋"/>
-                <w:sz w:val="18"/>
-                <w:szCs w:val="18"/>
-              </w:rPr>
-              <w:t>课程目标达成</w:t>
-            </w:r>
-            <w:r>
-              <w:rPr>
-                <w:rFonts w:hint="eastAsia" w:eastAsia="仿宋"/>
-                <w:sz w:val="18"/>
-                <w:szCs w:val="18"/>
-              </w:rPr>
-              <w:t>评价计算</w:t>
-            </w:r>
+              <w:numPr>
+                <w:ilvl w:val="0"/>
+                <w:numId w:val="0"/>
+              </w:numPr>
+              <w:rPr>
+                <w:rFonts w:ascii="Times New Roman" w:hAnsi="Times New Roman" w:eastAsia="仿宋"/>
+                <w:b/>
+                <w:sz w:val="18"/>
+                <w:szCs w:val="18"/>
+              </w:rPr>
+            </w:pPr>
+            <w:r>
+              <w:rPr>
+                <w:rFonts w:ascii="Times New Roman" w:hAnsi="Times New Roman" w:eastAsia="仿宋" w:cs="Times New Roman"/>
+                <w:b/>
+                <w:kern w:val="2"/>
+                <w:sz w:val="18"/>
+                <w:szCs w:val="18"/>
+                <w:lang w:val="en-US" w:eastAsia="zh-CN" w:bidi="ar-SA"/>
+              </w:rPr>
+              <w:t>（3）</w:t>
+            </w:r>
+            <w:r>
+              <w:rPr>
+                <w:rFonts w:ascii="Times New Roman" w:hAnsi="Times New Roman" w:eastAsia="仿宋"/>
+                <w:b/>
+                <w:sz w:val="18"/>
+                <w:szCs w:val="18"/>
+              </w:rPr>
+              <w:t>存在问题</w:t>
+            </w:r>
+          </w:p>
+          <w:p>
+            <w:pPr>
+              <w:widowControl w:val="0"/>
+              <w:numPr>
+                <w:ilvl w:val="0"/>
+                <w:numId w:val="0"/>
+              </w:numPr>
+              <w:jc w:val="both"/>
+              <w:rPr>
+                <w:rFonts w:ascii="Times New Roman" w:hAnsi="Times New Roman" w:eastAsia="仿宋"/>
+                <w:b/>
+                <w:sz w:val="18"/>
+                <w:szCs w:val="18"/>
+              </w:rPr>
+            </w:pPr>
+          </w:p>
+          <w:p>
+            <w:pPr>
+              <w:widowControl w:val="0"/>
+              <w:numPr>
+                <w:ilvl w:val="0"/>
+                <w:numId w:val="0"/>
+              </w:numPr>
+              <w:jc w:val="both"/>
+              <w:rPr>
+                <w:rFonts w:ascii="Times New Roman" w:hAnsi="Times New Roman" w:eastAsia="仿宋"/>
+                <w:b/>
+                <w:sz w:val="18"/>
+                <w:szCs w:val="18"/>
+              </w:rPr>
+            </w:pPr>
+          </w:p>
+          <w:p>
+            <w:pPr>
+              <w:widowControl w:val="0"/>
+              <w:numPr>
+                <w:ilvl w:val="0"/>
+                <w:numId w:val="0"/>
+              </w:numPr>
+              <w:jc w:val="both"/>
+              <w:rPr>
+                <w:rFonts w:ascii="Times New Roman" w:hAnsi="Times New Roman" w:eastAsia="仿宋"/>
+                <w:b/>
+                <w:sz w:val="18"/>
+                <w:szCs w:val="18"/>
+              </w:rPr>
+            </w:pPr>
           </w:p>
         </w:tc>
       </w:tr>
@@ -1757,66 +2130,14 @@
         <w:tc>
           <w:tcPr>
             <w:tcW w:w="10681" w:type="dxa"/>
-            <w:gridSpan w:val="17"/>
+            <w:gridSpan w:val="11"/>
             <w:vAlign w:val="center"/>
           </w:tcPr>
           <w:p>
             <w:pPr>
-              <w:jc w:val="center"/>
-              <w:rPr>
-                <w:rFonts w:hint="default" w:ascii="Times New Roman" w:hAnsi="Times New Roman" w:eastAsia="仿宋" w:cs="Times New Roman"/>
-                <w:kern w:val="2"/>
-                <w:sz w:val="18"/>
-                <w:szCs w:val="18"/>
-                <w:lang w:val="en-US" w:eastAsia="zh-CN" w:bidi="ar-SA"/>
-              </w:rPr>
-            </w:pPr>
-            <w:r>
-              <w:rPr>
-                <w:rFonts w:hint="eastAsia" w:ascii="Times New Roman" w:hAnsi="Times New Roman" w:eastAsia="仿宋" w:cs="Times New Roman"/>
-                <w:kern w:val="2"/>
-                <w:sz w:val="18"/>
-                <w:szCs w:val="18"/>
-                <w:lang w:val="en-US" w:eastAsia="zh-CN" w:bidi="ar-SA"/>
-              </w:rPr>
-              <w:t>{{#objectAchieveTable}}</w:t>
-            </w:r>
-            <w:bookmarkStart w:id="2" w:name="_GoBack"/>
-            <w:bookmarkEnd w:id="2"/>
-          </w:p>
-        </w:tc>
-      </w:tr>
-      <w:tr>
-        <w:tblPrEx>
-          <w:tblBorders>
-            <w:top w:val="single" w:color="auto" w:sz="8" w:space="0"/>
-            <w:left w:val="single" w:color="auto" w:sz="8" w:space="0"/>
-            <w:bottom w:val="single" w:color="auto" w:sz="8" w:space="0"/>
-            <w:right w:val="single" w:color="auto" w:sz="8" w:space="0"/>
-            <w:insideH w:val="single" w:color="auto" w:sz="4" w:space="0"/>
-            <w:insideV w:val="single" w:color="auto" w:sz="4" w:space="0"/>
-          </w:tblBorders>
-          <w:tblCellMar>
-            <w:top w:w="0" w:type="dxa"/>
-            <w:left w:w="108" w:type="dxa"/>
-            <w:bottom w:w="0" w:type="dxa"/>
-            <w:right w:w="108" w:type="dxa"/>
-          </w:tblCellMar>
-        </w:tblPrEx>
-        <w:trPr>
-          <w:trHeight w:val="397" w:hRule="atLeast"/>
-          <w:jc w:val="center"/>
-        </w:trPr>
-        <w:tc>
-          <w:tcPr>
-            <w:tcW w:w="10681" w:type="dxa"/>
-            <w:gridSpan w:val="17"/>
-            <w:vAlign w:val="center"/>
-          </w:tcPr>
-          <w:p>
-            <w:pPr>
-              <w:rPr>
-                <w:rFonts w:ascii="Times New Roman" w:hAnsi="Times New Roman" w:eastAsia="仿宋"/>
+              <w:rPr>
+                <w:rFonts w:ascii="Times New Roman" w:hAnsi="Times New Roman" w:eastAsia="仿宋"/>
+                <w:color w:val="FF0000"/>
                 <w:sz w:val="18"/>
                 <w:szCs w:val="18"/>
               </w:rPr>
@@ -1836,158 +2157,8 @@
                 <w:sz w:val="18"/>
                 <w:szCs w:val="18"/>
               </w:rPr>
-              <w:t>、课程目标达成情况分析</w:t>
-            </w:r>
-          </w:p>
-        </w:tc>
-      </w:tr>
-      <w:tr>
-        <w:tblPrEx>
-          <w:tblBorders>
-            <w:top w:val="single" w:color="auto" w:sz="8" w:space="0"/>
-            <w:left w:val="single" w:color="auto" w:sz="8" w:space="0"/>
-            <w:bottom w:val="single" w:color="auto" w:sz="8" w:space="0"/>
-            <w:right w:val="single" w:color="auto" w:sz="8" w:space="0"/>
-            <w:insideH w:val="single" w:color="auto" w:sz="4" w:space="0"/>
-            <w:insideV w:val="single" w:color="auto" w:sz="4" w:space="0"/>
-          </w:tblBorders>
-          <w:tblCellMar>
-            <w:top w:w="0" w:type="dxa"/>
-            <w:left w:w="108" w:type="dxa"/>
-            <w:bottom w:w="0" w:type="dxa"/>
-            <w:right w:w="108" w:type="dxa"/>
-          </w:tblCellMar>
-        </w:tblPrEx>
-        <w:trPr>
-          <w:trHeight w:val="397" w:hRule="atLeast"/>
-          <w:jc w:val="center"/>
-        </w:trPr>
-        <w:tc>
-          <w:tcPr>
-            <w:tcW w:w="10681" w:type="dxa"/>
-            <w:gridSpan w:val="17"/>
-            <w:vAlign w:val="center"/>
-          </w:tcPr>
-          <w:p>
-            <w:pPr>
-              <w:numPr>
-                <w:ilvl w:val="0"/>
-                <w:numId w:val="1"/>
-              </w:numPr>
-              <w:rPr>
-                <w:rFonts w:ascii="Times New Roman" w:hAnsi="Times New Roman" w:eastAsia="仿宋"/>
-                <w:b/>
-                <w:sz w:val="18"/>
-                <w:szCs w:val="18"/>
-              </w:rPr>
-            </w:pPr>
-            <w:r>
-              <w:rPr>
-                <w:rFonts w:hint="eastAsia" w:ascii="Times New Roman" w:hAnsi="Times New Roman" w:eastAsia="仿宋"/>
-                <w:b/>
-                <w:sz w:val="18"/>
-                <w:szCs w:val="18"/>
-              </w:rPr>
-              <w:t>学生</w:t>
-            </w:r>
-            <w:r>
-              <w:rPr>
-                <w:rFonts w:ascii="Times New Roman" w:hAnsi="Times New Roman" w:eastAsia="仿宋"/>
-                <w:b/>
-                <w:sz w:val="18"/>
-                <w:szCs w:val="18"/>
-              </w:rPr>
-              <w:t>总体达成</w:t>
-            </w:r>
-            <w:r>
-              <w:rPr>
-                <w:rFonts w:hint="eastAsia" w:ascii="Times New Roman" w:hAnsi="Times New Roman" w:eastAsia="仿宋"/>
-                <w:b/>
-                <w:sz w:val="18"/>
-                <w:szCs w:val="18"/>
-              </w:rPr>
-              <w:t>情况</w:t>
-            </w:r>
-            <w:r>
-              <w:rPr>
-                <w:rFonts w:ascii="Times New Roman" w:hAnsi="Times New Roman" w:eastAsia="仿宋"/>
-                <w:b/>
-                <w:sz w:val="18"/>
-                <w:szCs w:val="18"/>
-              </w:rPr>
-              <w:t>评价</w:t>
-            </w:r>
-          </w:p>
-          <w:p>
-            <w:pPr>
-              <w:widowControl w:val="0"/>
-              <w:numPr>
-                <w:ilvl w:val="0"/>
-                <w:numId w:val="0"/>
-              </w:numPr>
-              <w:jc w:val="both"/>
-              <w:rPr>
-                <w:rFonts w:hint="default" w:ascii="Times New Roman" w:hAnsi="Times New Roman" w:eastAsia="仿宋"/>
-                <w:b w:val="0"/>
-                <w:bCs/>
-                <w:sz w:val="18"/>
-                <w:szCs w:val="18"/>
-                <w:lang w:val="en-US" w:eastAsia="zh-CN"/>
-              </w:rPr>
-            </w:pPr>
-            <w:r>
-              <w:rPr>
-                <w:rFonts w:hint="eastAsia" w:ascii="Times New Roman" w:hAnsi="Times New Roman" w:eastAsia="仿宋"/>
-                <w:b/>
-                <w:sz w:val="18"/>
-                <w:szCs w:val="18"/>
-                <w:lang w:val="en-US" w:eastAsia="zh-CN"/>
-              </w:rPr>
-              <w:t xml:space="preserve">                                                 </w:t>
-            </w:r>
-            <w:r>
-              <w:rPr>
-                <w:rFonts w:hint="eastAsia" w:ascii="Times New Roman" w:hAnsi="Times New Roman" w:eastAsia="仿宋"/>
-                <w:b w:val="0"/>
-                <w:bCs/>
-                <w:sz w:val="18"/>
-                <w:szCs w:val="18"/>
-                <w:lang w:val="en-US" w:eastAsia="zh-CN"/>
-              </w:rPr>
-              <w:t>{{@overallChart}}</w:t>
-            </w:r>
-          </w:p>
-          <w:p>
-            <w:pPr>
-              <w:widowControl w:val="0"/>
-              <w:numPr>
-                <w:ilvl w:val="0"/>
-                <w:numId w:val="0"/>
-              </w:numPr>
-              <w:jc w:val="both"/>
-              <w:rPr>
-                <w:rFonts w:ascii="Times New Roman" w:hAnsi="Times New Roman" w:eastAsia="仿宋"/>
-                <w:b/>
-                <w:sz w:val="18"/>
-                <w:szCs w:val="18"/>
-              </w:rPr>
-            </w:pPr>
-          </w:p>
-          <w:p>
-            <w:pPr>
-              <w:widowControl w:val="0"/>
-              <w:numPr>
-                <w:ilvl w:val="0"/>
-                <w:numId w:val="0"/>
-              </w:numPr>
-              <w:jc w:val="both"/>
-              <w:rPr>
-                <w:rFonts w:ascii="Times New Roman" w:hAnsi="Times New Roman" w:eastAsia="仿宋"/>
-                <w:b/>
-                <w:sz w:val="18"/>
-                <w:szCs w:val="18"/>
-              </w:rPr>
-            </w:pPr>
+              <w:t>、课程教学质量的持续改进</w:t>
+            </w:r>
           </w:p>
         </w:tc>
       </w:tr>
@@ -2015,45 +2186,137 @@
         <w:tc>
           <w:tcPr>
             <w:tcW w:w="10681" w:type="dxa"/>
-            <w:gridSpan w:val="17"/>
+            <w:gridSpan w:val="11"/>
             <w:vAlign w:val="center"/>
           </w:tcPr>
           <w:p>
             <w:pPr>
-              <w:rPr>
-                <w:rFonts w:ascii="Times New Roman" w:hAnsi="Times New Roman" w:eastAsia="仿宋"/>
-                <w:b/>
-                <w:sz w:val="18"/>
-                <w:szCs w:val="18"/>
-              </w:rPr>
-            </w:pPr>
-            <w:r>
-              <w:rPr>
-                <w:rFonts w:ascii="Times New Roman" w:hAnsi="Times New Roman" w:eastAsia="仿宋"/>
-                <w:b/>
-                <w:sz w:val="18"/>
-                <w:szCs w:val="18"/>
-              </w:rPr>
-              <w:t>（</w:t>
+              <w:ind w:firstLine="360" w:firstLineChars="200"/>
+              <w:rPr>
+                <w:rFonts w:ascii="Times New Roman" w:hAnsi="Times New Roman" w:eastAsia="仿宋"/>
+                <w:sz w:val="18"/>
+                <w:szCs w:val="18"/>
+              </w:rPr>
+            </w:pPr>
+          </w:p>
+          <w:p>
+            <w:pPr>
+              <w:ind w:firstLine="360" w:firstLineChars="200"/>
+              <w:rPr>
+                <w:rFonts w:ascii="Times New Roman" w:hAnsi="Times New Roman" w:eastAsia="仿宋"/>
+                <w:color w:val="FF0000"/>
+                <w:sz w:val="18"/>
+                <w:szCs w:val="18"/>
+              </w:rPr>
+            </w:pPr>
+          </w:p>
+        </w:tc>
+      </w:tr>
+      <w:tr>
+        <w:tblPrEx>
+          <w:tblBorders>
+            <w:top w:val="single" w:color="auto" w:sz="8" w:space="0"/>
+            <w:left w:val="single" w:color="auto" w:sz="8" w:space="0"/>
+            <w:bottom w:val="single" w:color="auto" w:sz="8" w:space="0"/>
+            <w:right w:val="single" w:color="auto" w:sz="8" w:space="0"/>
+            <w:insideH w:val="single" w:color="auto" w:sz="4" w:space="0"/>
+            <w:insideV w:val="single" w:color="auto" w:sz="4" w:space="0"/>
+          </w:tblBorders>
+          <w:tblCellMar>
+            <w:top w:w="0" w:type="dxa"/>
+            <w:left w:w="108" w:type="dxa"/>
+            <w:bottom w:w="0" w:type="dxa"/>
+            <w:right w:w="108" w:type="dxa"/>
+          </w:tblCellMar>
+        </w:tblPrEx>
+        <w:trPr>
+          <w:trHeight w:val="699" w:hRule="atLeast"/>
+          <w:jc w:val="center"/>
+        </w:trPr>
+        <w:tc>
+          <w:tcPr>
+            <w:tcW w:w="10681" w:type="dxa"/>
+            <w:gridSpan w:val="11"/>
+            <w:vAlign w:val="center"/>
+          </w:tcPr>
+          <w:p>
+            <w:pPr>
+              <w:spacing w:before="156" w:beforeLines="50"/>
+              <w:rPr>
+                <w:rFonts w:ascii="Times New Roman" w:hAnsi="Times New Roman" w:eastAsia="仿宋"/>
+                <w:sz w:val="18"/>
+                <w:szCs w:val="18"/>
+              </w:rPr>
+            </w:pPr>
+            <w:r>
+              <w:rPr>
+                <w:rFonts w:ascii="Times New Roman" w:hAnsi="Times New Roman" w:eastAsia="仿宋"/>
+                <w:sz w:val="18"/>
+                <w:szCs w:val="18"/>
+              </w:rPr>
+              <w:t>试卷分析人（签名）：</w:t>
+            </w:r>
+            <w:r>
+              <w:rPr>
+                <w:rFonts w:ascii="Times New Roman" w:hAnsi="Times New Roman" w:eastAsia="仿宋"/>
+                <w:sz w:val="18"/>
+                <w:szCs w:val="18"/>
+                <w:u w:val="none"/>
+              </w:rPr>
+              <w:t xml:space="preserve">  </w:t>
             </w:r>
             <w:r>
               <w:rPr>
                 <w:rFonts w:hint="eastAsia" w:ascii="Times New Roman" w:hAnsi="Times New Roman" w:eastAsia="仿宋"/>
-                <w:b/>
-                <w:sz w:val="18"/>
-                <w:szCs w:val="18"/>
+                <w:sz w:val="18"/>
+                <w:szCs w:val="18"/>
+                <w:u w:val="none"/>
+              </w:rPr>
+              <w:t xml:space="preserve"> </w:t>
+            </w:r>
+            <w:r>
+              <w:rPr>
+                <w:rFonts w:ascii="Times New Roman" w:hAnsi="Times New Roman" w:eastAsia="仿宋"/>
+                <w:sz w:val="18"/>
+                <w:szCs w:val="18"/>
+                <w:u w:val="none"/>
+              </w:rPr>
+              <w:t xml:space="preserve">         </w:t>
+            </w:r>
+            <w:r>
+              <w:rPr>
+                <w:rFonts w:ascii="Times New Roman" w:hAnsi="Times New Roman" w:eastAsia="仿宋"/>
+                <w:sz w:val="18"/>
+                <w:szCs w:val="18"/>
+              </w:rPr>
+              <w:t xml:space="preserve">                 分 析 日 期：</w:t>
+            </w:r>
+            <w:r>
+              <w:rPr>
+                <w:rFonts w:ascii="Times New Roman" w:hAnsi="Times New Roman" w:eastAsia="仿宋"/>
+                <w:sz w:val="18"/>
+                <w:szCs w:val="18"/>
+                <w:u w:val="none" w:color="auto"/>
+              </w:rPr>
+              <w:t xml:space="preserve"> </w:t>
+            </w:r>
+            <w:r>
+              <w:rPr>
+                <w:rFonts w:hint="eastAsia" w:ascii="Times New Roman" w:hAnsi="Times New Roman" w:eastAsia="仿宋"/>
+                <w:sz w:val="18"/>
+                <w:szCs w:val="18"/>
+                <w:u w:val="none" w:color="auto"/>
                 <w:lang w:val="en-US" w:eastAsia="zh-CN"/>
               </w:rPr>
-              <w:t>2</w:t>
-            </w:r>
-            <w:r>
-              <w:rPr>
-                <w:rFonts w:ascii="Times New Roman" w:hAnsi="Times New Roman" w:eastAsia="仿宋"/>
-                <w:b/>
-                <w:sz w:val="18"/>
-                <w:szCs w:val="18"/>
-              </w:rPr>
-              <w:t>）学生个体达成情况评价</w:t>
+              <w:t>{{analysisDate}}</w:t>
+            </w:r>
+            <w:r>
+              <w:rPr>
+                <w:rFonts w:ascii="Times New Roman" w:hAnsi="Times New Roman" w:eastAsia="Times New Roman"/>
+                <w:sz w:val="18"/>
+                <w:u w:val="none" w:color="auto"/>
+              </w:rPr>
+              <w:t xml:space="preserve">     </w:t>
             </w:r>
           </w:p>
         </w:tc>
@@ -2082,322 +2345,7 @@
         <w:tc>
           <w:tcPr>
             <w:tcW w:w="10681" w:type="dxa"/>
-            <w:gridSpan w:val="17"/>
-            <w:vAlign w:val="center"/>
-          </w:tcPr>
-          <w:p>
-            <w:pPr>
-              <w:numPr>
-                <w:ilvl w:val="0"/>
-                <w:numId w:val="2"/>
-              </w:numPr>
-              <w:rPr>
-                <w:rFonts w:ascii="Times New Roman" w:hAnsi="Times New Roman" w:eastAsia="仿宋"/>
-                <w:b/>
-                <w:sz w:val="18"/>
-                <w:szCs w:val="18"/>
-              </w:rPr>
-            </w:pPr>
-            <w:r>
-              <w:rPr>
-                <w:rFonts w:ascii="Times New Roman" w:hAnsi="Times New Roman" w:eastAsia="仿宋"/>
-                <w:b/>
-                <w:sz w:val="18"/>
-                <w:szCs w:val="18"/>
-              </w:rPr>
-              <w:t>存在问题</w:t>
-            </w:r>
-          </w:p>
-          <w:p>
-            <w:pPr>
-              <w:widowControl w:val="0"/>
-              <w:numPr>
-                <w:ilvl w:val="0"/>
-                <w:numId w:val="0"/>
-              </w:numPr>
-              <w:jc w:val="both"/>
-              <w:rPr>
-                <w:rFonts w:ascii="Times New Roman" w:hAnsi="Times New Roman" w:eastAsia="仿宋"/>
-                <w:b/>
-                <w:sz w:val="18"/>
-                <w:szCs w:val="18"/>
-              </w:rPr>
-            </w:pPr>
-          </w:p>
-          <w:p>
-            <w:pPr>
-              <w:widowControl w:val="0"/>
-              <w:numPr>
-                <w:ilvl w:val="0"/>
-                <w:numId w:val="0"/>
-              </w:numPr>
-              <w:jc w:val="both"/>
-              <w:rPr>
-                <w:rFonts w:ascii="Times New Roman" w:hAnsi="Times New Roman" w:eastAsia="仿宋"/>
-                <w:b/>
-                <w:sz w:val="18"/>
-                <w:szCs w:val="18"/>
-              </w:rPr>
-            </w:pPr>
-          </w:p>
-          <w:p>
-            <w:pPr>
-              <w:widowControl w:val="0"/>
-              <w:numPr>
-                <w:ilvl w:val="0"/>
-                <w:numId w:val="0"/>
-              </w:numPr>
-              <w:jc w:val="both"/>
-              <w:rPr>
-                <w:rFonts w:ascii="Times New Roman" w:hAnsi="Times New Roman" w:eastAsia="仿宋"/>
-                <w:b/>
-                <w:sz w:val="18"/>
-                <w:szCs w:val="18"/>
-              </w:rPr>
-            </w:pPr>
-          </w:p>
-        </w:tc>
-      </w:tr>
-      <w:tr>
-        <w:tblPrEx>
-          <w:tblBorders>
-            <w:top w:val="single" w:color="auto" w:sz="8" w:space="0"/>
-            <w:left w:val="single" w:color="auto" w:sz="8" w:space="0"/>
-            <w:bottom w:val="single" w:color="auto" w:sz="8" w:space="0"/>
-            <w:right w:val="single" w:color="auto" w:sz="8" w:space="0"/>
-            <w:insideH w:val="single" w:color="auto" w:sz="4" w:space="0"/>
-            <w:insideV w:val="single" w:color="auto" w:sz="4" w:space="0"/>
-          </w:tblBorders>
-          <w:tblCellMar>
-            <w:top w:w="0" w:type="dxa"/>
-            <w:left w:w="108" w:type="dxa"/>
-            <w:bottom w:w="0" w:type="dxa"/>
-            <w:right w:w="108" w:type="dxa"/>
-          </w:tblCellMar>
-        </w:tblPrEx>
-        <w:trPr>
-          <w:trHeight w:val="85" w:hRule="atLeast"/>
-          <w:jc w:val="center"/>
-        </w:trPr>
-        <w:tc>
-          <w:tcPr>
-            <w:tcW w:w="10681" w:type="dxa"/>
-            <w:gridSpan w:val="17"/>
-            <w:vAlign w:val="center"/>
-          </w:tcPr>
-          <w:p>
-            <w:pPr>
-              <w:rPr>
-                <w:rFonts w:ascii="Times New Roman" w:hAnsi="Times New Roman" w:eastAsia="仿宋"/>
-                <w:color w:val="FF0000"/>
-                <w:sz w:val="18"/>
-                <w:szCs w:val="18"/>
-              </w:rPr>
-            </w:pPr>
-            <w:r>
-              <w:rPr>
-                <w:rFonts w:hint="eastAsia" w:ascii="Times New Roman" w:hAnsi="Times New Roman" w:eastAsia="仿宋"/>
-                <w:sz w:val="18"/>
-                <w:szCs w:val="18"/>
-                <w:lang w:val="en-US" w:eastAsia="zh-CN"/>
-              </w:rPr>
-              <w:t>4</w:t>
-            </w:r>
-            <w:r>
-              <w:rPr>
-                <w:rFonts w:ascii="Times New Roman" w:hAnsi="Times New Roman" w:eastAsia="仿宋"/>
-                <w:sz w:val="18"/>
-                <w:szCs w:val="18"/>
-              </w:rPr>
-              <w:t>、课程教学质量的持续改进</w:t>
-            </w:r>
-          </w:p>
-        </w:tc>
-      </w:tr>
-      <w:tr>
-        <w:tblPrEx>
-          <w:tblBorders>
-            <w:top w:val="single" w:color="auto" w:sz="8" w:space="0"/>
-            <w:left w:val="single" w:color="auto" w:sz="8" w:space="0"/>
-            <w:bottom w:val="single" w:color="auto" w:sz="8" w:space="0"/>
-            <w:right w:val="single" w:color="auto" w:sz="8" w:space="0"/>
-            <w:insideH w:val="single" w:color="auto" w:sz="4" w:space="0"/>
-            <w:insideV w:val="single" w:color="auto" w:sz="4" w:space="0"/>
-          </w:tblBorders>
-          <w:tblCellMar>
-            <w:top w:w="0" w:type="dxa"/>
-            <w:left w:w="108" w:type="dxa"/>
-            <w:bottom w:w="0" w:type="dxa"/>
-            <w:right w:w="108" w:type="dxa"/>
-          </w:tblCellMar>
-        </w:tblPrEx>
-        <w:trPr>
-          <w:trHeight w:val="85" w:hRule="atLeast"/>
-          <w:jc w:val="center"/>
-        </w:trPr>
-        <w:tc>
-          <w:tcPr>
-            <w:tcW w:w="10681" w:type="dxa"/>
-            <w:gridSpan w:val="17"/>
-            <w:vAlign w:val="center"/>
-          </w:tcPr>
-          <w:p>
-            <w:pPr>
-              <w:ind w:firstLine="360" w:firstLineChars="200"/>
-              <w:rPr>
-                <w:rFonts w:ascii="Times New Roman" w:hAnsi="Times New Roman" w:eastAsia="仿宋"/>
-                <w:sz w:val="18"/>
-                <w:szCs w:val="18"/>
-              </w:rPr>
-            </w:pPr>
-          </w:p>
-          <w:p>
-            <w:pPr>
-              <w:ind w:firstLine="360" w:firstLineChars="200"/>
-              <w:rPr>
-                <w:rFonts w:ascii="Times New Roman" w:hAnsi="Times New Roman" w:eastAsia="仿宋"/>
-                <w:color w:val="FF0000"/>
-                <w:sz w:val="18"/>
-                <w:szCs w:val="18"/>
-              </w:rPr>
-            </w:pPr>
-          </w:p>
-        </w:tc>
-      </w:tr>
-      <w:tr>
-        <w:tblPrEx>
-          <w:tblBorders>
-            <w:top w:val="single" w:color="auto" w:sz="8" w:space="0"/>
-            <w:left w:val="single" w:color="auto" w:sz="8" w:space="0"/>
-            <w:bottom w:val="single" w:color="auto" w:sz="8" w:space="0"/>
-            <w:right w:val="single" w:color="auto" w:sz="8" w:space="0"/>
-            <w:insideH w:val="single" w:color="auto" w:sz="4" w:space="0"/>
-            <w:insideV w:val="single" w:color="auto" w:sz="4" w:space="0"/>
-          </w:tblBorders>
-          <w:tblCellMar>
-            <w:top w:w="0" w:type="dxa"/>
-            <w:left w:w="108" w:type="dxa"/>
-            <w:bottom w:w="0" w:type="dxa"/>
-            <w:right w:w="108" w:type="dxa"/>
-          </w:tblCellMar>
-        </w:tblPrEx>
-        <w:trPr>
-          <w:trHeight w:val="699" w:hRule="atLeast"/>
-          <w:jc w:val="center"/>
-        </w:trPr>
-        <w:tc>
-          <w:tcPr>
-            <w:tcW w:w="10681" w:type="dxa"/>
-            <w:gridSpan w:val="17"/>
-            <w:vAlign w:val="center"/>
-          </w:tcPr>
-          <w:p>
-            <w:pPr>
-              <w:spacing w:before="156" w:beforeLines="50"/>
-              <w:rPr>
-                <w:rFonts w:ascii="Times New Roman" w:hAnsi="Times New Roman" w:eastAsia="仿宋"/>
-                <w:sz w:val="18"/>
-                <w:szCs w:val="18"/>
-              </w:rPr>
-            </w:pPr>
-            <w:r>
-              <w:rPr>
-                <w:rFonts w:ascii="Times New Roman" w:hAnsi="Times New Roman" w:eastAsia="仿宋"/>
-                <w:sz w:val="18"/>
-                <w:szCs w:val="18"/>
-              </w:rPr>
-              <w:t>试卷分析人（签名）：</w:t>
-            </w:r>
-            <w:r>
-              <w:rPr>
-                <w:rFonts w:ascii="Times New Roman" w:hAnsi="Times New Roman" w:eastAsia="仿宋"/>
-                <w:sz w:val="18"/>
-                <w:szCs w:val="18"/>
-                <w:u w:val="none"/>
-              </w:rPr>
-              <w:t xml:space="preserve">  </w:t>
-            </w:r>
-            <w:r>
-              <w:rPr>
-                <w:rFonts w:hint="eastAsia" w:ascii="Times New Roman" w:hAnsi="Times New Roman" w:eastAsia="仿宋"/>
-                <w:sz w:val="18"/>
-                <w:szCs w:val="18"/>
-                <w:u w:val="none"/>
-              </w:rPr>
-              <w:t xml:space="preserve"> </w:t>
-            </w:r>
-            <w:r>
-              <w:rPr>
-                <w:rFonts w:ascii="Times New Roman" w:hAnsi="Times New Roman" w:eastAsia="仿宋"/>
-                <w:sz w:val="18"/>
-                <w:szCs w:val="18"/>
-                <w:u w:val="none"/>
-              </w:rPr>
-              <w:t xml:space="preserve">         </w:t>
-            </w:r>
-            <w:r>
-              <w:rPr>
-                <w:rFonts w:ascii="Times New Roman" w:hAnsi="Times New Roman" w:eastAsia="仿宋"/>
-                <w:sz w:val="18"/>
-                <w:szCs w:val="18"/>
-              </w:rPr>
-              <w:t xml:space="preserve">                 分 析 日 期：</w:t>
-            </w:r>
-            <w:r>
-              <w:rPr>
-                <w:rFonts w:ascii="Times New Roman" w:hAnsi="Times New Roman" w:eastAsia="仿宋"/>
-                <w:sz w:val="18"/>
-                <w:szCs w:val="18"/>
-                <w:u w:val="none" w:color="auto"/>
-              </w:rPr>
-              <w:t xml:space="preserve"> </w:t>
-            </w:r>
-            <w:r>
-              <w:rPr>
-                <w:rFonts w:hint="eastAsia" w:ascii="Times New Roman" w:hAnsi="Times New Roman" w:eastAsia="仿宋"/>
-                <w:sz w:val="18"/>
-                <w:szCs w:val="18"/>
-                <w:u w:val="none" w:color="auto"/>
-                <w:lang w:val="en-US" w:eastAsia="zh-CN"/>
-              </w:rPr>
-              <w:t>{{analysisDate}}</w:t>
-            </w:r>
-            <w:r>
-              <w:rPr>
-                <w:rFonts w:ascii="Times New Roman" w:hAnsi="Times New Roman" w:eastAsia="Times New Roman"/>
-                <w:sz w:val="18"/>
-                <w:u w:val="none" w:color="auto"/>
-              </w:rPr>
-              <w:t xml:space="preserve">     </w:t>
-            </w:r>
-          </w:p>
-        </w:tc>
-      </w:tr>
-      <w:tr>
-        <w:tblPrEx>
-          <w:tblBorders>
-            <w:top w:val="single" w:color="auto" w:sz="8" w:space="0"/>
-            <w:left w:val="single" w:color="auto" w:sz="8" w:space="0"/>
-            <w:bottom w:val="single" w:color="auto" w:sz="8" w:space="0"/>
-            <w:right w:val="single" w:color="auto" w:sz="8" w:space="0"/>
-            <w:insideH w:val="single" w:color="auto" w:sz="4" w:space="0"/>
-            <w:insideV w:val="single" w:color="auto" w:sz="4" w:space="0"/>
-          </w:tblBorders>
-          <w:tblCellMar>
-            <w:top w:w="0" w:type="dxa"/>
-            <w:left w:w="108" w:type="dxa"/>
-            <w:bottom w:w="0" w:type="dxa"/>
-            <w:right w:w="108" w:type="dxa"/>
-          </w:tblCellMar>
-        </w:tblPrEx>
-        <w:trPr>
-          <w:trHeight w:val="85" w:hRule="atLeast"/>
-          <w:jc w:val="center"/>
-        </w:trPr>
-        <w:tc>
-          <w:tcPr>
-            <w:tcW w:w="10681" w:type="dxa"/>
-            <w:gridSpan w:val="17"/>
+            <w:gridSpan w:val="11"/>
             <w:vAlign w:val="center"/>
           </w:tcPr>
           <w:p>
@@ -2546,41 +2494,6 @@
     </w:sectPr>
   </w:body>
 </w:document>
-</file>
-
-<file path=word/numbering.xml><?xml version="1.0" encoding="utf-8"?>
-<w:numbering xmlns:wpc="http://schemas.microsoft.com/office/word/2010/wordprocessingCanvas" xmlns:mc="http://schemas.openxmlformats.org/markup-compatibility/2006" xmlns:o="urn:schemas-microsoft-com:office:office" xmlns:r="http://schemas.openxmlformats.org/officeDocument/2006/relationships" xmlns:m="http://schemas.openxmlformats.org/officeDocument/2006/math" xmlns:v="urn:schemas-microsoft-com:vml" xmlns:wp14="http://schemas.microsoft.com/office/word/2010/wordprocessingDrawing" xmlns:wp="http://schemas.openxmlformats.org/drawingml/2006/wordprocessingDrawing" xmlns:w10="urn:schemas-microsoft-com:office:word" xmlns:w="http://schemas.openxmlformats.org/wordprocessingml/2006/main" xmlns:w14="http://schemas.microsoft.com/office/word/2010/wordml" xmlns:wpg="http://schemas.microsoft.com/office/word/2010/wordprocessingGroup" xmlns:wpi="http://schemas.microsoft.com/office/word/2010/wordprocessingInk" xmlns:wne="http://schemas.microsoft.com/office/word/2006/wordml" xmlns:wps="http://schemas.microsoft.com/office/word/2010/wordprocessingShape" xmlns:wpsCustomData="http://www.wps.cn/officeDocument/2013/wpsCustomData" mc:Ignorable="w14 wp14">
-  <w:abstractNum w:abstractNumId="0">
-    <w:nsid w:val="E2A6D38B"/>
-    <w:multiLevelType w:val="singleLevel"/>
-    <w:tmpl w:val="E2A6D38B"/>
-    <w:lvl w:ilvl="0" w:tentative="0">
-      <w:start w:val="1"/>
-      <w:numFmt w:val="decimal"/>
-      <w:suff w:val="nothing"/>
-      <w:lvlText w:val="（%1）"/>
-      <w:lvlJc w:val="left"/>
-    </w:lvl>
-  </w:abstractNum>
-  <w:abstractNum w:abstractNumId="1">
-    <w:nsid w:val="7D61EF3D"/>
-    <w:multiLevelType w:val="singleLevel"/>
-    <w:tmpl w:val="7D61EF3D"/>
-    <w:lvl w:ilvl="0" w:tentative="0">
-      <w:start w:val="3"/>
-      <w:numFmt w:val="decimal"/>
-      <w:suff w:val="nothing"/>
-      <w:lvlText w:val="（%1）"/>
-      <w:lvlJc w:val="left"/>
-    </w:lvl>
-  </w:abstractNum>
-  <w:num w:numId="1">
-    <w:abstractNumId w:val="0"/>
-  </w:num>
-  <w:num w:numId="2">
-    <w:abstractNumId w:val="1"/>
-  </w:num>
-</w:numbering>
 </file>
 
 <file path=word/styles.xml><?xml version="1.0" encoding="utf-8"?>
@@ -2940,6 +2853,2028 @@
 </w:styles>
 </file>
 
+<file path=word/charts/chart1.xml><?xml version="1.0" encoding="utf-8"?>
+<c:chartSpace xmlns:c="http://schemas.openxmlformats.org/drawingml/2006/chart" xmlns:a="http://schemas.openxmlformats.org/drawingml/2006/main" xmlns:r="http://schemas.openxmlformats.org/officeDocument/2006/relationships">
+  <c:date1904 val="0"/>
+  <c:lang val="zh-CN"/>
+  <c:roundedCorners val="0"/>
+  <mc:AlternateContent xmlns:mc="http://schemas.openxmlformats.org/markup-compatibility/2006">
+    <mc:Choice xmlns:c14="http://schemas.microsoft.com/office/drawing/2007/8/2/chart" Requires="c14">
+      <c14:style val="102"/>
+    </mc:Choice>
+    <mc:Fallback>
+      <c:style val="2"/>
+    </mc:Fallback>
+  </mc:AlternateContent>
+  <c:chart>
+    <c:title>
+      <c:layout/>
+      <c:overlay val="0"/>
+      <c:spPr>
+        <a:noFill/>
+        <a:ln>
+          <a:noFill/>
+        </a:ln>
+        <a:effectLst/>
+      </c:spPr>
+      <c:txPr>
+        <a:bodyPr rot="0" spcFirstLastPara="0" vertOverflow="ellipsis" vert="horz" wrap="square" anchor="ctr" anchorCtr="1"/>
+        <a:lstStyle/>
+        <a:p>
+          <a:pPr>
+            <a:defRPr lang="zh-CN" sz="1400" b="1" i="0" u="none" strike="noStrike" kern="1200" baseline="0">
+              <a:solidFill>
+                <a:schemeClr val="tx1">
+                  <a:lumMod val="75000"/>
+                  <a:lumOff val="25000"/>
+                </a:schemeClr>
+              </a:solidFill>
+              <a:latin typeface="+mn-lt"/>
+              <a:ea typeface="+mn-ea"/>
+              <a:cs typeface="+mn-cs"/>
+            </a:defRPr>
+          </a:pPr>
+        </a:p>
+      </c:txPr>
+    </c:title>
+    <c:autoTitleDeleted val="0"/>
+    <c:plotArea>
+      <c:layout/>
+      <c:barChart>
+        <c:barDir val="col"/>
+        <c:grouping val="clustered"/>
+        <c:varyColors val="0"/>
+        <c:ser>
+          <c:idx val="0"/>
+          <c:order val="0"/>
+          <c:tx>
+            <c:strRef>
+              <c:f>Sheet1!$B$1</c:f>
+              <c:strCache>
+                <c:ptCount val="1"/>
+                <c:pt idx="0">
+                  <c:v>系列 1</c:v>
+                </c:pt>
+              </c:strCache>
+            </c:strRef>
+          </c:tx>
+          <c:spPr>
+            <a:solidFill>
+              <a:schemeClr val="accent2"/>
+            </a:solidFill>
+            <a:ln>
+              <a:noFill/>
+            </a:ln>
+            <a:effectLst/>
+          </c:spPr>
+          <c:invertIfNegative val="0"/>
+          <c:dLbls>
+            <c:spPr>
+              <a:noFill/>
+              <a:ln>
+                <a:noFill/>
+              </a:ln>
+              <a:effectLst/>
+            </c:spPr>
+            <c:txPr>
+              <a:bodyPr rot="0" spcFirstLastPara="0" vertOverflow="ellipsis" vert="horz" wrap="square" lIns="38100" tIns="19050" rIns="38100" bIns="19050" anchor="ctr" anchorCtr="1"/>
+              <a:lstStyle/>
+              <a:p>
+                <a:pPr>
+                  <a:defRPr lang="zh-CN" sz="1000" b="0" i="0" u="none" strike="noStrike" kern="1200" baseline="0">
+                    <a:solidFill>
+                      <a:schemeClr val="tx1">
+                        <a:lumMod val="75000"/>
+                        <a:lumOff val="25000"/>
+                      </a:schemeClr>
+                    </a:solidFill>
+                    <a:latin typeface="+mn-lt"/>
+                    <a:ea typeface="+mn-ea"/>
+                    <a:cs typeface="+mn-cs"/>
+                  </a:defRPr>
+                </a:pPr>
+              </a:p>
+            </c:txPr>
+            <c:dLblPos val="outEnd"/>
+            <c:showLegendKey val="0"/>
+            <c:showVal val="1"/>
+            <c:showCatName val="0"/>
+            <c:showSerName val="0"/>
+            <c:showPercent val="0"/>
+            <c:showBubbleSize val="0"/>
+            <c:showLeaderLines val="0"/>
+            <c:extLst>
+              <c:ext xmlns:c15="http://schemas.microsoft.com/office/drawing/2012/chart" uri="{CE6537A1-D6FC-4f65-9D91-7224C49458BB}">
+                <c15:layout/>
+                <c15:showLeaderLines val="1"/>
+                <c15:leaderLines>
+                  <c:spPr>
+                    <a:ln w="9525" cap="flat" cmpd="sng" algn="ctr">
+                      <a:solidFill>
+                        <a:schemeClr val="tx1">
+                          <a:lumMod val="35000"/>
+                          <a:lumOff val="65000"/>
+                        </a:schemeClr>
+                      </a:solidFill>
+                      <a:round/>
+                    </a:ln>
+                    <a:effectLst/>
+                  </c:spPr>
+                </c15:leaderLines>
+              </c:ext>
+            </c:extLst>
+          </c:dLbls>
+          <c:cat>
+            <c:strRef>
+              <c:f>Sheet1!$A$2:$A$5</c:f>
+              <c:strCache>
+                <c:ptCount val="4"/>
+                <c:pt idx="0">
+                  <c:v>类别 1</c:v>
+                </c:pt>
+                <c:pt idx="1">
+                  <c:v>类别 2</c:v>
+                </c:pt>
+                <c:pt idx="2">
+                  <c:v>类别 3</c:v>
+                </c:pt>
+                <c:pt idx="3">
+                  <c:v>类别 4</c:v>
+                </c:pt>
+              </c:strCache>
+            </c:strRef>
+          </c:cat>
+          <c:val>
+            <c:numRef>
+              <c:f>Sheet1!$B$2:$B$5</c:f>
+              <c:numCache>
+                <c:formatCode>General</c:formatCode>
+                <c:ptCount val="4"/>
+                <c:pt idx="0">
+                  <c:v>0.6</c:v>
+                </c:pt>
+                <c:pt idx="1">
+                  <c:v>0.6</c:v>
+                </c:pt>
+                <c:pt idx="2">
+                  <c:v>0.6</c:v>
+                </c:pt>
+                <c:pt idx="3">
+                  <c:v>0.6</c:v>
+                </c:pt>
+              </c:numCache>
+            </c:numRef>
+          </c:val>
+        </c:ser>
+        <c:ser>
+          <c:idx val="1"/>
+          <c:order val="1"/>
+          <c:tx>
+            <c:strRef>
+              <c:f>Sheet1!$C$1</c:f>
+              <c:strCache>
+                <c:ptCount val="1"/>
+                <c:pt idx="0">
+                  <c:v>系列 2</c:v>
+                </c:pt>
+              </c:strCache>
+            </c:strRef>
+          </c:tx>
+          <c:spPr>
+            <a:solidFill>
+              <a:schemeClr val="accent3"/>
+            </a:solidFill>
+            <a:ln>
+              <a:noFill/>
+            </a:ln>
+            <a:effectLst/>
+          </c:spPr>
+          <c:invertIfNegative val="0"/>
+          <c:dLbls>
+            <c:spPr>
+              <a:noFill/>
+              <a:ln>
+                <a:noFill/>
+              </a:ln>
+              <a:effectLst/>
+            </c:spPr>
+            <c:txPr>
+              <a:bodyPr rot="0" spcFirstLastPara="0" vertOverflow="ellipsis" vert="horz" wrap="square" lIns="38100" tIns="19050" rIns="38100" bIns="19050" anchor="ctr" anchorCtr="1"/>
+              <a:lstStyle/>
+              <a:p>
+                <a:pPr>
+                  <a:defRPr lang="zh-CN" sz="1000" b="0" i="0" u="none" strike="noStrike" kern="1200" baseline="0">
+                    <a:solidFill>
+                      <a:schemeClr val="tx1">
+                        <a:lumMod val="75000"/>
+                        <a:lumOff val="25000"/>
+                      </a:schemeClr>
+                    </a:solidFill>
+                    <a:latin typeface="+mn-lt"/>
+                    <a:ea typeface="+mn-ea"/>
+                    <a:cs typeface="+mn-cs"/>
+                  </a:defRPr>
+                </a:pPr>
+              </a:p>
+            </c:txPr>
+            <c:dLblPos val="outEnd"/>
+            <c:showLegendKey val="0"/>
+            <c:showVal val="1"/>
+            <c:showCatName val="0"/>
+            <c:showSerName val="0"/>
+            <c:showPercent val="0"/>
+            <c:showBubbleSize val="0"/>
+            <c:showLeaderLines val="0"/>
+            <c:extLst>
+              <c:ext xmlns:c15="http://schemas.microsoft.com/office/drawing/2012/chart" uri="{CE6537A1-D6FC-4f65-9D91-7224C49458BB}">
+                <c15:layout/>
+                <c15:showLeaderLines val="1"/>
+                <c15:leaderLines>
+                  <c:spPr>
+                    <a:ln w="9525" cap="flat" cmpd="sng" algn="ctr">
+                      <a:solidFill>
+                        <a:schemeClr val="tx1">
+                          <a:lumMod val="35000"/>
+                          <a:lumOff val="65000"/>
+                        </a:schemeClr>
+                      </a:solidFill>
+                      <a:round/>
+                    </a:ln>
+                    <a:effectLst/>
+                  </c:spPr>
+                </c15:leaderLines>
+              </c:ext>
+            </c:extLst>
+          </c:dLbls>
+          <c:cat>
+            <c:strRef>
+              <c:f>Sheet1!$A$2:$A$5</c:f>
+              <c:strCache>
+                <c:ptCount val="4"/>
+                <c:pt idx="0">
+                  <c:v>类别 1</c:v>
+                </c:pt>
+                <c:pt idx="1">
+                  <c:v>类别 2</c:v>
+                </c:pt>
+                <c:pt idx="2">
+                  <c:v>类别 3</c:v>
+                </c:pt>
+                <c:pt idx="3">
+                  <c:v>类别 4</c:v>
+                </c:pt>
+              </c:strCache>
+            </c:strRef>
+          </c:cat>
+          <c:val>
+            <c:numRef>
+              <c:f>Sheet1!$C$2:$C$5</c:f>
+              <c:numCache>
+                <c:formatCode>General</c:formatCode>
+                <c:ptCount val="4"/>
+                <c:pt idx="0">
+                  <c:v>0.6</c:v>
+                </c:pt>
+                <c:pt idx="1">
+                  <c:v>0.6</c:v>
+                </c:pt>
+                <c:pt idx="2">
+                  <c:v>0.6</c:v>
+                </c:pt>
+                <c:pt idx="3">
+                  <c:v>0.6</c:v>
+                </c:pt>
+              </c:numCache>
+            </c:numRef>
+          </c:val>
+        </c:ser>
+        <c:dLbls>
+          <c:showLegendKey val="0"/>
+          <c:showVal val="0"/>
+          <c:showCatName val="0"/>
+          <c:showSerName val="0"/>
+          <c:showPercent val="0"/>
+          <c:showBubbleSize val="0"/>
+        </c:dLbls>
+        <c:gapWidth val="246"/>
+        <c:overlap val="-28"/>
+        <c:axId val="407862726"/>
+        <c:axId val="870307356"/>
+      </c:barChart>
+      <c:catAx>
+        <c:axId val="407862726"/>
+        <c:scaling>
+          <c:orientation val="minMax"/>
+        </c:scaling>
+        <c:delete val="0"/>
+        <c:axPos val="b"/>
+        <c:majorTickMark val="none"/>
+        <c:minorTickMark val="none"/>
+        <c:tickLblPos val="nextTo"/>
+        <c:spPr>
+          <a:noFill/>
+          <a:ln w="9525" cap="flat" cmpd="sng" algn="ctr">
+            <a:solidFill>
+              <a:schemeClr val="tx1">
+                <a:lumMod val="15000"/>
+                <a:lumOff val="85000"/>
+              </a:schemeClr>
+            </a:solidFill>
+            <a:round/>
+          </a:ln>
+          <a:effectLst/>
+        </c:spPr>
+        <c:txPr>
+          <a:bodyPr rot="-60000000" spcFirstLastPara="0" vertOverflow="ellipsis" vert="horz" wrap="square" anchor="ctr" anchorCtr="1"/>
+          <a:lstStyle/>
+          <a:p>
+            <a:pPr>
+              <a:defRPr lang="zh-CN" sz="900" b="0" i="0" u="none" strike="noStrike" kern="1200" baseline="0">
+                <a:solidFill>
+                  <a:schemeClr val="tx1">
+                    <a:lumMod val="65000"/>
+                    <a:lumOff val="35000"/>
+                  </a:schemeClr>
+                </a:solidFill>
+                <a:latin typeface="+mn-lt"/>
+                <a:ea typeface="+mn-ea"/>
+                <a:cs typeface="+mn-cs"/>
+              </a:defRPr>
+            </a:pPr>
+          </a:p>
+        </c:txPr>
+        <c:crossAx val="870307356"/>
+        <c:crosses val="autoZero"/>
+        <c:auto val="1"/>
+        <c:lblAlgn val="ctr"/>
+        <c:lblOffset val="100"/>
+        <c:noMultiLvlLbl val="0"/>
+      </c:catAx>
+      <c:valAx>
+        <c:axId val="870307356"/>
+        <c:scaling>
+          <c:orientation val="minMax"/>
+          <c:max val="1"/>
+        </c:scaling>
+        <c:delete val="0"/>
+        <c:axPos val="l"/>
+        <c:majorGridlines>
+          <c:spPr>
+            <a:ln w="9525" cap="flat" cmpd="sng" algn="ctr">
+              <a:solidFill>
+                <a:schemeClr val="lt1">
+                  <a:lumMod val="90200"/>
+                </a:schemeClr>
+              </a:solidFill>
+              <a:round/>
+            </a:ln>
+            <a:effectLst/>
+          </c:spPr>
+        </c:majorGridlines>
+        <c:numFmt formatCode="General" sourceLinked="1"/>
+        <c:majorTickMark val="none"/>
+        <c:minorTickMark val="none"/>
+        <c:tickLblPos val="nextTo"/>
+        <c:spPr>
+          <a:noFill/>
+          <a:ln>
+            <a:noFill/>
+          </a:ln>
+          <a:effectLst/>
+        </c:spPr>
+        <c:txPr>
+          <a:bodyPr rot="-60000000" spcFirstLastPara="0" vertOverflow="ellipsis" vert="horz" wrap="square" anchor="ctr" anchorCtr="1"/>
+          <a:lstStyle/>
+          <a:p>
+            <a:pPr>
+              <a:defRPr lang="zh-CN" sz="900" b="0" i="0" u="none" strike="noStrike" kern="1200" baseline="0">
+                <a:solidFill>
+                  <a:schemeClr val="tx1">
+                    <a:lumMod val="65000"/>
+                    <a:lumOff val="35000"/>
+                  </a:schemeClr>
+                </a:solidFill>
+                <a:latin typeface="+mn-lt"/>
+                <a:ea typeface="+mn-ea"/>
+                <a:cs typeface="+mn-cs"/>
+              </a:defRPr>
+            </a:pPr>
+          </a:p>
+        </c:txPr>
+        <c:crossAx val="407862726"/>
+        <c:crosses val="autoZero"/>
+        <c:crossBetween val="between"/>
+      </c:valAx>
+      <c:spPr>
+        <a:noFill/>
+        <a:ln>
+          <a:noFill/>
+        </a:ln>
+        <a:effectLst/>
+      </c:spPr>
+    </c:plotArea>
+    <c:legend>
+      <c:legendPos val="b"/>
+      <c:layout/>
+      <c:overlay val="0"/>
+      <c:spPr>
+        <a:noFill/>
+        <a:ln>
+          <a:noFill/>
+        </a:ln>
+        <a:effectLst/>
+      </c:spPr>
+      <c:txPr>
+        <a:bodyPr rot="0" spcFirstLastPara="0" vertOverflow="ellipsis" vert="horz" wrap="square" anchor="ctr" anchorCtr="1"/>
+        <a:lstStyle/>
+        <a:p>
+          <a:pPr>
+            <a:defRPr lang="zh-CN" sz="900" b="0" i="0" u="none" strike="noStrike" kern="1200" baseline="0">
+              <a:solidFill>
+                <a:schemeClr val="tx1">
+                  <a:lumMod val="65000"/>
+                  <a:lumOff val="35000"/>
+                </a:schemeClr>
+              </a:solidFill>
+              <a:latin typeface="+mn-lt"/>
+              <a:ea typeface="+mn-ea"/>
+              <a:cs typeface="+mn-cs"/>
+            </a:defRPr>
+          </a:pPr>
+        </a:p>
+      </c:txPr>
+    </c:legend>
+    <c:plotVisOnly val="1"/>
+    <c:dispBlanksAs val="gap"/>
+    <c:showDLblsOverMax val="0"/>
+    <c:extLst>
+      <c:ext uri="{0b15fc19-7d7d-44ad-8c2d-2c3a37ce22c3}">
+        <chartProps xmlns="https://web.wps.cn/et/2018/main" chartId="{648deda6-3552-4ca5-980d-1408a73f8afe}"/>
+      </c:ext>
+    </c:extLst>
+  </c:chart>
+  <c:spPr>
+    <a:solidFill>
+      <a:schemeClr val="bg1"/>
+    </a:solidFill>
+    <a:ln w="9525" cap="flat" cmpd="sng" algn="ctr">
+      <a:solidFill>
+        <a:schemeClr val="tx1">
+          <a:lumMod val="15000"/>
+          <a:lumOff val="85000"/>
+        </a:schemeClr>
+      </a:solidFill>
+      <a:round/>
+    </a:ln>
+    <a:effectLst/>
+  </c:spPr>
+  <c:txPr>
+    <a:bodyPr/>
+    <a:lstStyle/>
+    <a:p>
+      <a:pPr>
+        <a:defRPr lang="zh-CN"/>
+      </a:pPr>
+    </a:p>
+  </c:txPr>
+  <c:externalData r:id="rId1">
+    <c:autoUpdate val="0"/>
+  </c:externalData>
+</c:chartSpace>
+</file>
+
+<file path=word/charts/chart2.xml><?xml version="1.0" encoding="utf-8"?>
+<c:chartSpace xmlns:c="http://schemas.openxmlformats.org/drawingml/2006/chart" xmlns:a="http://schemas.openxmlformats.org/drawingml/2006/main" xmlns:r="http://schemas.openxmlformats.org/officeDocument/2006/relationships">
+  <c:date1904 val="0"/>
+  <c:lang val="zh-CN"/>
+  <c:roundedCorners val="0"/>
+  <mc:AlternateContent xmlns:mc="http://schemas.openxmlformats.org/markup-compatibility/2006">
+    <mc:Choice xmlns:c14="http://schemas.microsoft.com/office/drawing/2007/8/2/chart" Requires="c14">
+      <c14:style val="102"/>
+    </mc:Choice>
+    <mc:Fallback>
+      <c:style val="2"/>
+    </mc:Fallback>
+  </mc:AlternateContent>
+  <c:chart>
+    <c:title>
+      <c:tx>
+        <c:rich>
+          <a:bodyPr rot="0" spcFirstLastPara="0" vertOverflow="ellipsis" vert="horz" wrap="square" anchor="ctr" anchorCtr="1"/>
+          <a:lstStyle/>
+          <a:p>
+            <a:pPr defTabSz="914400">
+              <a:defRPr lang="zh-CN" sz="1400" b="1" i="0" u="none" strike="noStrike" kern="1200" baseline="0">
+                <a:solidFill>
+                  <a:schemeClr val="tx1">
+                    <a:lumMod val="75000"/>
+                    <a:lumOff val="25000"/>
+                  </a:schemeClr>
+                </a:solidFill>
+                <a:latin typeface="+mn-lt"/>
+                <a:ea typeface="+mn-ea"/>
+                <a:cs typeface="+mn-cs"/>
+              </a:defRPr>
+            </a:pPr>
+            <a:r>
+              <a:t>Y 值</a:t>
+            </a:r>
+          </a:p>
+        </c:rich>
+      </c:tx>
+      <c:layout/>
+      <c:overlay val="0"/>
+      <c:spPr>
+        <a:noFill/>
+        <a:ln>
+          <a:noFill/>
+        </a:ln>
+        <a:effectLst/>
+      </c:spPr>
+    </c:title>
+    <c:autoTitleDeleted val="0"/>
+    <c:plotArea>
+      <c:layout/>
+      <c:lineChart>
+        <c:grouping val="standard"/>
+        <c:varyColors val="0"/>
+        <c:ser>
+          <c:idx val="0"/>
+          <c:order val="0"/>
+          <c:tx>
+            <c:strRef>
+              <c:f>Sheet1!$B$1</c:f>
+              <c:strCache>
+                <c:ptCount val="1"/>
+                <c:pt idx="0">
+                  <c:v>Y 值</c:v>
+                </c:pt>
+              </c:strCache>
+            </c:strRef>
+          </c:tx>
+          <c:spPr>
+            <a:ln w="28575" cap="rnd">
+              <a:noFill/>
+              <a:round/>
+            </a:ln>
+            <a:effectLst/>
+          </c:spPr>
+          <c:marker>
+            <c:symbol val="circle"/>
+            <c:size val="5"/>
+            <c:spPr>
+              <a:solidFill>
+                <a:schemeClr val="accent1"/>
+              </a:solidFill>
+              <a:ln w="9525">
+                <a:solidFill>
+                  <a:schemeClr val="accent1"/>
+                </a:solidFill>
+              </a:ln>
+              <a:effectLst/>
+            </c:spPr>
+          </c:marker>
+          <c:dLbls>
+            <c:delete val="1"/>
+          </c:dLbls>
+          <c:cat>
+            <c:numRef>
+              <c:f>Sheet1!$A$2:$A$4</c:f>
+              <c:numCache>
+                <c:formatCode>General</c:formatCode>
+                <c:ptCount val="3"/>
+                <c:pt idx="0">
+                  <c:v>0.7</c:v>
+                </c:pt>
+                <c:pt idx="1">
+                  <c:v>1.8</c:v>
+                </c:pt>
+                <c:pt idx="2">
+                  <c:v>2.6</c:v>
+                </c:pt>
+              </c:numCache>
+            </c:numRef>
+          </c:cat>
+          <c:val>
+            <c:numRef>
+              <c:f>Sheet1!$B$2:$B$4</c:f>
+              <c:numCache>
+                <c:formatCode>General</c:formatCode>
+                <c:ptCount val="3"/>
+                <c:pt idx="0">
+                  <c:v>2.7</c:v>
+                </c:pt>
+                <c:pt idx="1">
+                  <c:v>3.2</c:v>
+                </c:pt>
+                <c:pt idx="2">
+                  <c:v>0.8</c:v>
+                </c:pt>
+              </c:numCache>
+            </c:numRef>
+          </c:val>
+          <c:smooth val="0"/>
+        </c:ser>
+        <c:ser>
+          <c:idx val="1"/>
+          <c:order val="1"/>
+          <c:tx>
+            <c:strRef>
+              <c:f>Sheet1!$C$1</c:f>
+              <c:strCache>
+                <c:ptCount val="1"/>
+                <c:pt idx="0">
+                  <c:v>期望值</c:v>
+                </c:pt>
+              </c:strCache>
+            </c:strRef>
+          </c:tx>
+          <c:spPr>
+            <a:ln w="28575" cap="sq">
+              <a:solidFill>
+                <a:schemeClr val="accent2"/>
+              </a:solidFill>
+              <a:round/>
+            </a:ln>
+            <a:effectLst/>
+          </c:spPr>
+          <c:marker>
+            <c:symbol val="circle"/>
+            <c:size val="5"/>
+            <c:spPr>
+              <a:solidFill>
+                <a:schemeClr val="accent2"/>
+              </a:solidFill>
+              <a:ln w="9525">
+                <a:solidFill>
+                  <a:schemeClr val="accent2"/>
+                </a:solidFill>
+              </a:ln>
+              <a:effectLst/>
+            </c:spPr>
+          </c:marker>
+          <c:dPt>
+            <c:idx val="2"/>
+            <c:marker>
+              <c:symbol val="circle"/>
+              <c:size val="5"/>
+              <c:spPr>
+                <a:solidFill>
+                  <a:schemeClr val="accent2"/>
+                </a:solidFill>
+                <a:ln w="9525">
+                  <a:solidFill>
+                    <a:schemeClr val="accent2"/>
+                  </a:solidFill>
+                </a:ln>
+                <a:effectLst/>
+              </c:spPr>
+            </c:marker>
+            <c:bubble3D val="0"/>
+            <c:spPr>
+              <a:ln w="28575" cap="rnd">
+                <a:solidFill>
+                  <a:schemeClr val="accent2"/>
+                </a:solidFill>
+                <a:round/>
+                <a:tailEnd type="none"/>
+              </a:ln>
+              <a:effectLst/>
+            </c:spPr>
+          </c:dPt>
+          <c:dLbls>
+            <c:delete val="1"/>
+          </c:dLbls>
+          <c:cat>
+            <c:numRef>
+              <c:f>Sheet1!$A$2:$A$4</c:f>
+              <c:numCache>
+                <c:formatCode>General</c:formatCode>
+                <c:ptCount val="3"/>
+                <c:pt idx="0">
+                  <c:v>0.7</c:v>
+                </c:pt>
+                <c:pt idx="1">
+                  <c:v>1.8</c:v>
+                </c:pt>
+                <c:pt idx="2">
+                  <c:v>2.6</c:v>
+                </c:pt>
+              </c:numCache>
+            </c:numRef>
+          </c:cat>
+          <c:val>
+            <c:numRef>
+              <c:f>Sheet1!$C$2:$C$4</c:f>
+              <c:numCache>
+                <c:formatCode>General</c:formatCode>
+                <c:ptCount val="3"/>
+                <c:pt idx="0">
+                  <c:v>0.65</c:v>
+                </c:pt>
+                <c:pt idx="1">
+                  <c:v>0.65</c:v>
+                </c:pt>
+                <c:pt idx="2">
+                  <c:v>0.65</c:v>
+                </c:pt>
+              </c:numCache>
+            </c:numRef>
+          </c:val>
+          <c:smooth val="0"/>
+        </c:ser>
+        <c:dLbls>
+          <c:showLegendKey val="0"/>
+          <c:showVal val="0"/>
+          <c:showCatName val="0"/>
+          <c:showSerName val="0"/>
+          <c:showPercent val="0"/>
+          <c:showBubbleSize val="0"/>
+        </c:dLbls>
+        <c:marker val="1"/>
+        <c:smooth val="0"/>
+        <c:axId val="339454688"/>
+        <c:axId val="197694257"/>
+      </c:lineChart>
+      <c:catAx>
+        <c:axId val="339454688"/>
+        <c:scaling>
+          <c:orientation val="minMax"/>
+        </c:scaling>
+        <c:delete val="0"/>
+        <c:axPos val="b"/>
+        <c:numFmt formatCode="General" sourceLinked="1"/>
+        <c:majorTickMark val="none"/>
+        <c:minorTickMark val="none"/>
+        <c:tickLblPos val="nextTo"/>
+        <c:spPr>
+          <a:noFill/>
+          <a:ln w="9525" cap="flat" cmpd="sng" algn="ctr">
+            <a:solidFill>
+              <a:schemeClr val="tx1">
+                <a:lumMod val="15000"/>
+                <a:lumOff val="85000"/>
+              </a:schemeClr>
+            </a:solidFill>
+            <a:round/>
+          </a:ln>
+          <a:effectLst/>
+        </c:spPr>
+        <c:txPr>
+          <a:bodyPr rot="0" spcFirstLastPara="0" vertOverflow="ellipsis" vert="eaVert" wrap="square" anchor="ctr" anchorCtr="1"/>
+          <a:lstStyle/>
+          <a:p>
+            <a:pPr>
+              <a:defRPr lang="zh-CN" sz="900" b="0" i="0" u="none" strike="noStrike" kern="1200" baseline="0">
+                <a:solidFill>
+                  <a:schemeClr val="tx1">
+                    <a:lumMod val="65000"/>
+                    <a:lumOff val="35000"/>
+                  </a:schemeClr>
+                </a:solidFill>
+                <a:latin typeface="+mn-lt"/>
+                <a:ea typeface="+mn-ea"/>
+                <a:cs typeface="+mn-cs"/>
+              </a:defRPr>
+            </a:pPr>
+          </a:p>
+        </c:txPr>
+        <c:crossAx val="197694257"/>
+        <c:crosses val="autoZero"/>
+        <c:auto val="1"/>
+        <c:lblAlgn val="ctr"/>
+        <c:lblOffset val="100"/>
+        <c:noMultiLvlLbl val="0"/>
+      </c:catAx>
+      <c:valAx>
+        <c:axId val="197694257"/>
+        <c:scaling>
+          <c:orientation val="minMax"/>
+          <c:max val="1"/>
+        </c:scaling>
+        <c:delete val="0"/>
+        <c:axPos val="l"/>
+        <c:majorGridlines>
+          <c:spPr>
+            <a:ln w="9525" cap="flat" cmpd="sng" algn="ctr">
+              <a:solidFill>
+                <a:schemeClr val="lt1">
+                  <a:lumMod val="90200"/>
+                </a:schemeClr>
+              </a:solidFill>
+              <a:round/>
+            </a:ln>
+            <a:effectLst/>
+          </c:spPr>
+        </c:majorGridlines>
+        <c:numFmt formatCode="General" sourceLinked="1"/>
+        <c:majorTickMark val="none"/>
+        <c:minorTickMark val="none"/>
+        <c:tickLblPos val="nextTo"/>
+        <c:spPr>
+          <a:noFill/>
+          <a:ln>
+            <a:noFill/>
+          </a:ln>
+          <a:effectLst/>
+        </c:spPr>
+        <c:txPr>
+          <a:bodyPr rot="-60000000" spcFirstLastPara="0" vertOverflow="ellipsis" vert="horz" wrap="square" anchor="ctr" anchorCtr="1"/>
+          <a:lstStyle/>
+          <a:p>
+            <a:pPr>
+              <a:defRPr lang="zh-CN" sz="900" b="0" i="0" u="none" strike="noStrike" kern="1200" baseline="0">
+                <a:solidFill>
+                  <a:schemeClr val="tx1">
+                    <a:lumMod val="65000"/>
+                    <a:lumOff val="35000"/>
+                  </a:schemeClr>
+                </a:solidFill>
+                <a:latin typeface="+mn-lt"/>
+                <a:ea typeface="+mn-ea"/>
+                <a:cs typeface="+mn-cs"/>
+              </a:defRPr>
+            </a:pPr>
+          </a:p>
+        </c:txPr>
+        <c:crossAx val="339454688"/>
+        <c:crosses val="autoZero"/>
+        <c:crossBetween val="midCat"/>
+      </c:valAx>
+      <c:spPr>
+        <a:noFill/>
+        <a:ln>
+          <a:noFill/>
+        </a:ln>
+        <a:effectLst/>
+      </c:spPr>
+    </c:plotArea>
+    <c:legend>
+      <c:legendPos val="t"/>
+      <c:layout/>
+      <c:overlay val="0"/>
+      <c:spPr>
+        <a:noFill/>
+        <a:ln>
+          <a:noFill/>
+        </a:ln>
+        <a:effectLst/>
+      </c:spPr>
+      <c:txPr>
+        <a:bodyPr rot="0" spcFirstLastPara="0" vertOverflow="ellipsis" vert="horz" wrap="square" anchor="ctr" anchorCtr="1"/>
+        <a:lstStyle/>
+        <a:p>
+          <a:pPr>
+            <a:defRPr lang="zh-CN" sz="900" b="0" i="0" u="none" strike="noStrike" kern="1200" baseline="0">
+              <a:solidFill>
+                <a:schemeClr val="tx1">
+                  <a:lumMod val="65000"/>
+                  <a:lumOff val="35000"/>
+                </a:schemeClr>
+              </a:solidFill>
+              <a:latin typeface="+mn-lt"/>
+              <a:ea typeface="+mn-ea"/>
+              <a:cs typeface="+mn-cs"/>
+            </a:defRPr>
+          </a:pPr>
+        </a:p>
+      </c:txPr>
+    </c:legend>
+    <c:plotVisOnly val="1"/>
+    <c:dispBlanksAs val="gap"/>
+    <c:showDLblsOverMax val="0"/>
+    <c:extLst>
+      <c:ext uri="{0b15fc19-7d7d-44ad-8c2d-2c3a37ce22c3}">
+        <chartProps xmlns="https://web.wps.cn/et/2018/main" chartId="{62401b02-539d-4dc9-8d2a-679093ac86bf}"/>
+      </c:ext>
+    </c:extLst>
+  </c:chart>
+  <c:spPr>
+    <a:solidFill>
+      <a:schemeClr val="bg1"/>
+    </a:solidFill>
+    <a:ln w="9525" cap="flat" cmpd="sng" algn="ctr">
+      <a:solidFill>
+        <a:schemeClr val="tx1">
+          <a:lumMod val="15000"/>
+          <a:lumOff val="85000"/>
+        </a:schemeClr>
+      </a:solidFill>
+      <a:round/>
+    </a:ln>
+    <a:effectLst/>
+  </c:spPr>
+  <c:txPr>
+    <a:bodyPr/>
+    <a:lstStyle/>
+    <a:p>
+      <a:pPr>
+        <a:defRPr lang="zh-CN"/>
+      </a:pPr>
+    </a:p>
+  </c:txPr>
+  <c:externalData r:id="rId1">
+    <c:autoUpdate val="0"/>
+  </c:externalData>
+</c:chartSpace>
+</file>
+
+<file path=word/charts/colors1.xml><?xml version="1.0" encoding="utf-8"?>
+<cs:colorStyle xmlns:cs="http://schemas.microsoft.com/office/drawing/2012/chartStyle" xmlns:a="http://schemas.openxmlformats.org/drawingml/2006/main" meth="cycle" id="10">
+  <a:schemeClr val="accent1"/>
+  <a:schemeClr val="accent2"/>
+  <a:schemeClr val="accent3"/>
+  <a:schemeClr val="accent4"/>
+  <a:schemeClr val="accent5"/>
+  <a:schemeClr val="accent6"/>
+  <cs:variation/>
+  <cs:variation>
+    <a:lumMod val="60000"/>
+  </cs:variation>
+  <cs:variation>
+    <a:lumMod val="80000"/>
+    <a:lumOff val="20000"/>
+  </cs:variation>
+  <cs:variation>
+    <a:lumMod val="80000"/>
+  </cs:variation>
+  <cs:variation>
+    <a:lumMod val="60000"/>
+    <a:lumOff val="40000"/>
+  </cs:variation>
+  <cs:variation>
+    <a:lumMod val="50000"/>
+  </cs:variation>
+  <cs:variation>
+    <a:lumMod val="70000"/>
+    <a:lumOff val="30000"/>
+  </cs:variation>
+  <cs:variation>
+    <a:lumMod val="70000"/>
+  </cs:variation>
+  <cs:variation>
+    <a:lumMod val="50000"/>
+    <a:lumOff val="50000"/>
+  </cs:variation>
+</cs:colorStyle>
+</file>
+
+<file path=word/charts/colors2.xml><?xml version="1.0" encoding="utf-8"?>
+<cs:colorStyle xmlns:cs="http://schemas.microsoft.com/office/drawing/2012/chartStyle" xmlns:a="http://schemas.openxmlformats.org/drawingml/2006/main" meth="cycle" id="10">
+  <a:schemeClr val="accent1"/>
+  <a:schemeClr val="accent2"/>
+  <a:schemeClr val="accent3"/>
+  <a:schemeClr val="accent4"/>
+  <a:schemeClr val="accent5"/>
+  <a:schemeClr val="accent6"/>
+  <cs:variation/>
+  <cs:variation>
+    <a:lumMod val="60000"/>
+  </cs:variation>
+  <cs:variation>
+    <a:lumMod val="80000"/>
+    <a:lumOff val="20000"/>
+  </cs:variation>
+  <cs:variation>
+    <a:lumMod val="80000"/>
+  </cs:variation>
+  <cs:variation>
+    <a:lumMod val="60000"/>
+    <a:lumOff val="40000"/>
+  </cs:variation>
+  <cs:variation>
+    <a:lumMod val="50000"/>
+  </cs:variation>
+  <cs:variation>
+    <a:lumMod val="70000"/>
+    <a:lumOff val="30000"/>
+  </cs:variation>
+  <cs:variation>
+    <a:lumMod val="70000"/>
+  </cs:variation>
+  <cs:variation>
+    <a:lumMod val="50000"/>
+    <a:lumOff val="50000"/>
+  </cs:variation>
+</cs:colorStyle>
+</file>
+
+<file path=word/charts/style1.xml><?xml version="1.0" encoding="utf-8"?>
+<cs:chartStyle xmlns:cs="http://schemas.microsoft.com/office/drawing/2012/chartStyle" xmlns:a="http://schemas.openxmlformats.org/drawingml/2006/main" id="10001">
+  <cs:axisTitle>
+    <cs:lnRef idx="0"/>
+    <cs:fillRef idx="0"/>
+    <cs:effectRef idx="0"/>
+    <cs:fontRef idx="minor">
+      <a:schemeClr val="tx1">
+        <a:lumMod val="65000"/>
+        <a:lumOff val="35000"/>
+      </a:schemeClr>
+    </cs:fontRef>
+    <cs:defRPr sz="1000" kern="1200"/>
+  </cs:axisTitle>
+  <cs:categoryAxis>
+    <cs:lnRef idx="0"/>
+    <cs:fillRef idx="0"/>
+    <cs:effectRef idx="0"/>
+    <cs:fontRef idx="minor">
+      <a:schemeClr val="tx1">
+        <a:lumMod val="65000"/>
+        <a:lumOff val="35000"/>
+      </a:schemeClr>
+    </cs:fontRef>
+    <cs:spPr>
+      <a:ln w="9525" cap="flat" cmpd="sng" algn="ctr">
+        <a:solidFill>
+          <a:schemeClr val="tx1">
+            <a:lumMod val="15000"/>
+            <a:lumOff val="85000"/>
+          </a:schemeClr>
+        </a:solidFill>
+        <a:round/>
+      </a:ln>
+    </cs:spPr>
+    <cs:defRPr sz="900" kern="1200"/>
+  </cs:categoryAxis>
+  <cs:chartArea mods="allowNoFillOverride allowNoLineOverride">
+    <cs:lnRef idx="0"/>
+    <cs:fillRef idx="0"/>
+    <cs:effectRef idx="0"/>
+    <cs:fontRef idx="minor">
+      <a:schemeClr val="tx1"/>
+    </cs:fontRef>
+    <cs:spPr>
+      <a:solidFill>
+        <a:schemeClr val="bg1"/>
+      </a:solidFill>
+      <a:ln w="9525" cap="flat" cmpd="sng" algn="ctr">
+        <a:solidFill>
+          <a:schemeClr val="tx1">
+            <a:lumMod val="15000"/>
+            <a:lumOff val="85000"/>
+          </a:schemeClr>
+        </a:solidFill>
+        <a:round/>
+      </a:ln>
+    </cs:spPr>
+    <cs:defRPr sz="1000" kern="1200"/>
+  </cs:chartArea>
+  <cs:dataLabel>
+    <cs:lnRef idx="0"/>
+    <cs:fillRef idx="0"/>
+    <cs:effectRef idx="0"/>
+    <cs:fontRef idx="minor">
+      <a:schemeClr val="tx1">
+        <a:lumMod val="75000"/>
+        <a:lumOff val="25000"/>
+      </a:schemeClr>
+    </cs:fontRef>
+    <cs:defRPr sz="1000" kern="1200"/>
+  </cs:dataLabel>
+  <cs:dataLabelCallout>
+    <cs:lnRef idx="0"/>
+    <cs:fillRef idx="0"/>
+    <cs:effectRef idx="0"/>
+    <cs:fontRef idx="minor">
+      <a:schemeClr val="dk1">
+        <a:lumMod val="65000"/>
+        <a:lumOff val="35000"/>
+      </a:schemeClr>
+    </cs:fontRef>
+    <cs:spPr>
+      <a:solidFill>
+        <a:schemeClr val="lt1"/>
+      </a:solidFill>
+      <a:ln>
+        <a:solidFill>
+          <a:schemeClr val="dk1">
+            <a:lumMod val="25000"/>
+            <a:lumOff val="75000"/>
+          </a:schemeClr>
+        </a:solidFill>
+      </a:ln>
+    </cs:spPr>
+    <cs:defRPr sz="1000" kern="1200"/>
+    <cs:bodyPr rot="0" spcFirstLastPara="1" vertOverflow="clip" horzOverflow="clip" vert="horz" wrap="square" lIns="36576" tIns="18288" rIns="36576" bIns="18288" anchor="ctr" anchorCtr="1">
+      <a:spAutoFit/>
+    </cs:bodyPr>
+  </cs:dataLabelCallout>
+  <cs:dataPoint>
+    <cs:lnRef idx="0">
+      <cs:styleClr val="auto"/>
+    </cs:lnRef>
+    <cs:fillRef idx="1">
+      <cs:styleClr val="auto"/>
+    </cs:fillRef>
+    <cs:effectRef idx="0"/>
+    <cs:fontRef idx="minor">
+      <a:schemeClr val="dk1"/>
+    </cs:fontRef>
+    <cs:spPr>
+      <a:ln>
+        <a:noFill/>
+      </a:ln>
+      <a:effectLst/>
+    </cs:spPr>
+  </cs:dataPoint>
+  <cs:dataPoint3D>
+    <cs:lnRef idx="0"/>
+    <cs:fillRef idx="1">
+      <cs:styleClr val="auto"/>
+    </cs:fillRef>
+    <cs:effectRef idx="0"/>
+    <cs:fontRef idx="minor">
+      <a:schemeClr val="tx1"/>
+    </cs:fontRef>
+  </cs:dataPoint3D>
+  <cs:dataPointLine>
+    <cs:lnRef idx="0">
+      <cs:styleClr val="auto"/>
+    </cs:lnRef>
+    <cs:fillRef idx="1"/>
+    <cs:effectRef idx="0"/>
+    <cs:fontRef idx="minor">
+      <a:schemeClr val="tx1"/>
+    </cs:fontRef>
+    <cs:spPr>
+      <a:ln w="28575" cap="rnd">
+        <a:solidFill>
+          <a:schemeClr val="phClr"/>
+        </a:solidFill>
+        <a:round/>
+      </a:ln>
+    </cs:spPr>
+  </cs:dataPointLine>
+  <cs:dataPointMarker>
+    <cs:lnRef idx="0">
+      <cs:styleClr val="auto"/>
+    </cs:lnRef>
+    <cs:fillRef idx="1">
+      <cs:styleClr val="auto"/>
+    </cs:fillRef>
+    <cs:effectRef idx="0"/>
+    <cs:fontRef idx="minor">
+      <a:schemeClr val="tx1"/>
+    </cs:fontRef>
+    <cs:spPr>
+      <a:ln w="9525">
+        <a:solidFill>
+          <a:schemeClr val="phClr"/>
+        </a:solidFill>
+      </a:ln>
+    </cs:spPr>
+  </cs:dataPointMarker>
+  <cs:dataPointMarkerLayout symbol="circle" size="5"/>
+  <cs:dataPointWireframe>
+    <cs:lnRef idx="0">
+      <cs:styleClr val="auto"/>
+    </cs:lnRef>
+    <cs:fillRef idx="1"/>
+    <cs:effectRef idx="0"/>
+    <cs:fontRef idx="minor">
+      <a:schemeClr val="tx1"/>
+    </cs:fontRef>
+    <cs:spPr>
+      <a:ln w="9525" cap="rnd">
+        <a:solidFill>
+          <a:schemeClr val="phClr"/>
+        </a:solidFill>
+        <a:round/>
+      </a:ln>
+    </cs:spPr>
+  </cs:dataPointWireframe>
+  <cs:dataTable>
+    <cs:lnRef idx="0"/>
+    <cs:fillRef idx="0"/>
+    <cs:effectRef idx="0"/>
+    <cs:fontRef idx="minor">
+      <a:schemeClr val="tx1">
+        <a:lumMod val="65000"/>
+        <a:lumOff val="35000"/>
+      </a:schemeClr>
+    </cs:fontRef>
+    <cs:spPr>
+      <a:noFill/>
+      <a:ln w="9525" cap="flat" cmpd="sng" algn="ctr">
+        <a:solidFill>
+          <a:schemeClr val="tx1">
+            <a:lumMod val="15000"/>
+            <a:lumOff val="85000"/>
+          </a:schemeClr>
+        </a:solidFill>
+        <a:round/>
+      </a:ln>
+    </cs:spPr>
+    <cs:defRPr sz="900" kern="1200"/>
+  </cs:dataTable>
+  <cs:downBar>
+    <cs:lnRef idx="0"/>
+    <cs:fillRef idx="0"/>
+    <cs:effectRef idx="0"/>
+    <cs:fontRef idx="minor">
+      <a:schemeClr val="dk1"/>
+    </cs:fontRef>
+    <cs:spPr>
+      <a:solidFill>
+        <a:schemeClr val="dk1">
+          <a:lumMod val="65000"/>
+          <a:lumOff val="35000"/>
+        </a:schemeClr>
+      </a:solidFill>
+      <a:ln w="9525">
+        <a:solidFill>
+          <a:schemeClr val="tx1">
+            <a:lumMod val="65000"/>
+            <a:lumOff val="35000"/>
+          </a:schemeClr>
+        </a:solidFill>
+      </a:ln>
+    </cs:spPr>
+  </cs:downBar>
+  <cs:dropLine>
+    <cs:lnRef idx="0"/>
+    <cs:fillRef idx="0"/>
+    <cs:effectRef idx="0"/>
+    <cs:fontRef idx="minor">
+      <a:schemeClr val="tx1"/>
+    </cs:fontRef>
+    <cs:spPr>
+      <a:ln w="9525" cap="flat" cmpd="sng" algn="ctr">
+        <a:solidFill>
+          <a:schemeClr val="tx1">
+            <a:lumMod val="35000"/>
+            <a:lumOff val="65000"/>
+          </a:schemeClr>
+        </a:solidFill>
+        <a:round/>
+      </a:ln>
+    </cs:spPr>
+  </cs:dropLine>
+  <cs:errorBar>
+    <cs:lnRef idx="0"/>
+    <cs:fillRef idx="0"/>
+    <cs:effectRef idx="0"/>
+    <cs:fontRef idx="minor">
+      <a:schemeClr val="tx1"/>
+    </cs:fontRef>
+    <cs:spPr>
+      <a:ln w="9525" cap="flat" cmpd="sng" algn="ctr">
+        <a:solidFill>
+          <a:schemeClr val="tx1">
+            <a:lumMod val="65000"/>
+            <a:lumOff val="35000"/>
+          </a:schemeClr>
+        </a:solidFill>
+        <a:round/>
+      </a:ln>
+    </cs:spPr>
+  </cs:errorBar>
+  <cs:floor>
+    <cs:lnRef idx="0"/>
+    <cs:fillRef idx="0"/>
+    <cs:effectRef idx="0"/>
+    <cs:fontRef idx="minor">
+      <a:schemeClr val="tx1"/>
+    </cs:fontRef>
+    <cs:spPr>
+      <a:noFill/>
+      <a:ln>
+        <a:noFill/>
+      </a:ln>
+    </cs:spPr>
+  </cs:floor>
+  <cs:gridlineMajor>
+    <cs:lnRef idx="0"/>
+    <cs:fillRef idx="0"/>
+    <cs:effectRef idx="0"/>
+    <cs:fontRef idx="minor">
+      <a:schemeClr val="tx1"/>
+    </cs:fontRef>
+    <cs:spPr>
+      <a:ln w="9525" cap="flat" cmpd="sng" algn="ctr">
+        <a:solidFill>
+          <a:schemeClr val="lt1">
+            <a:lumMod val="90200"/>
+          </a:schemeClr>
+        </a:solidFill>
+        <a:round/>
+      </a:ln>
+    </cs:spPr>
+  </cs:gridlineMajor>
+  <cs:gridlineMinor>
+    <cs:lnRef idx="0"/>
+    <cs:fillRef idx="0"/>
+    <cs:effectRef idx="0"/>
+    <cs:fontRef idx="minor">
+      <a:schemeClr val="tx1"/>
+    </cs:fontRef>
+    <cs:spPr>
+      <a:ln w="9525" cap="flat" cmpd="sng" algn="ctr">
+        <a:solidFill>
+          <a:schemeClr val="tx1">
+            <a:lumMod val="5000"/>
+            <a:lumOff val="95000"/>
+          </a:schemeClr>
+        </a:solidFill>
+        <a:round/>
+      </a:ln>
+    </cs:spPr>
+  </cs:gridlineMinor>
+  <cs:hiLoLine>
+    <cs:lnRef idx="0"/>
+    <cs:fillRef idx="0"/>
+    <cs:effectRef idx="0"/>
+    <cs:fontRef idx="minor">
+      <a:schemeClr val="tx1"/>
+    </cs:fontRef>
+    <cs:spPr>
+      <a:ln w="9525" cap="flat" cmpd="sng" algn="ctr">
+        <a:solidFill>
+          <a:schemeClr val="tx1">
+            <a:lumMod val="75000"/>
+            <a:lumOff val="25000"/>
+          </a:schemeClr>
+        </a:solidFill>
+        <a:round/>
+      </a:ln>
+    </cs:spPr>
+  </cs:hiLoLine>
+  <cs:leaderLine>
+    <cs:lnRef idx="0"/>
+    <cs:fillRef idx="0"/>
+    <cs:effectRef idx="0"/>
+    <cs:fontRef idx="minor">
+      <a:schemeClr val="tx1"/>
+    </cs:fontRef>
+    <cs:spPr>
+      <a:ln w="9525" cap="flat" cmpd="sng" algn="ctr">
+        <a:solidFill>
+          <a:schemeClr val="tx1">
+            <a:lumMod val="35000"/>
+            <a:lumOff val="65000"/>
+          </a:schemeClr>
+        </a:solidFill>
+        <a:round/>
+      </a:ln>
+    </cs:spPr>
+  </cs:leaderLine>
+  <cs:legend>
+    <cs:lnRef idx="0"/>
+    <cs:fillRef idx="0"/>
+    <cs:effectRef idx="0"/>
+    <cs:fontRef idx="minor">
+      <a:schemeClr val="tx1">
+        <a:lumMod val="65000"/>
+        <a:lumOff val="35000"/>
+      </a:schemeClr>
+    </cs:fontRef>
+    <cs:defRPr sz="900" kern="1200"/>
+  </cs:legend>
+  <cs:plotArea mods="allowNoFillOverride allowNoLineOverride">
+    <cs:lnRef idx="0"/>
+    <cs:fillRef idx="0"/>
+    <cs:effectRef idx="0"/>
+    <cs:fontRef idx="minor">
+      <a:schemeClr val="tx1"/>
+    </cs:fontRef>
+  </cs:plotArea>
+  <cs:plotArea3D mods="allowNoFillOverride allowNoLineOverride">
+    <cs:lnRef idx="0"/>
+    <cs:fillRef idx="0"/>
+    <cs:effectRef idx="0"/>
+    <cs:fontRef idx="minor">
+      <a:schemeClr val="tx1"/>
+    </cs:fontRef>
+  </cs:plotArea3D>
+  <cs:seriesAxis>
+    <cs:lnRef idx="0"/>
+    <cs:fillRef idx="0"/>
+    <cs:effectRef idx="0"/>
+    <cs:fontRef idx="minor">
+      <a:schemeClr val="tx1">
+        <a:lumMod val="65000"/>
+        <a:lumOff val="35000"/>
+      </a:schemeClr>
+    </cs:fontRef>
+    <cs:defRPr sz="900" kern="1200"/>
+  </cs:seriesAxis>
+  <cs:seriesLine>
+    <cs:lnRef idx="0"/>
+    <cs:fillRef idx="0"/>
+    <cs:effectRef idx="0"/>
+    <cs:fontRef idx="minor">
+      <a:schemeClr val="tx1"/>
+    </cs:fontRef>
+    <cs:spPr>
+      <a:ln w="9525" cap="flat" cmpd="sng" algn="ctr">
+        <a:solidFill>
+          <a:schemeClr val="tx1">
+            <a:lumMod val="35000"/>
+            <a:lumOff val="65000"/>
+          </a:schemeClr>
+        </a:solidFill>
+        <a:round/>
+      </a:ln>
+    </cs:spPr>
+  </cs:seriesLine>
+  <cs:title>
+    <cs:lnRef idx="0"/>
+    <cs:fillRef idx="0"/>
+    <cs:effectRef idx="0"/>
+    <cs:fontRef idx="minor">
+      <a:schemeClr val="tx1">
+        <a:lumMod val="75000"/>
+        <a:lumOff val="25000"/>
+      </a:schemeClr>
+    </cs:fontRef>
+    <cs:defRPr sz="1400" b="1" kern="1200" baseline="0"/>
+  </cs:title>
+  <cs:trendline>
+    <cs:lnRef idx="0">
+      <cs:styleClr val="auto"/>
+    </cs:lnRef>
+    <cs:fillRef idx="0"/>
+    <cs:effectRef idx="0"/>
+    <cs:fontRef idx="minor">
+      <a:schemeClr val="tx1"/>
+    </cs:fontRef>
+    <cs:spPr>
+      <a:ln w="19050" cap="rnd">
+        <a:solidFill>
+          <a:schemeClr val="phClr"/>
+        </a:solidFill>
+        <a:prstDash val="sysDot"/>
+      </a:ln>
+    </cs:spPr>
+  </cs:trendline>
+  <cs:trendlineLabel>
+    <cs:lnRef idx="0"/>
+    <cs:fillRef idx="0"/>
+    <cs:effectRef idx="0"/>
+    <cs:fontRef idx="minor">
+      <a:schemeClr val="tx1">
+        <a:lumMod val="65000"/>
+        <a:lumOff val="35000"/>
+      </a:schemeClr>
+    </cs:fontRef>
+    <cs:defRPr sz="900" kern="1200"/>
+  </cs:trendlineLabel>
+  <cs:upBar>
+    <cs:lnRef idx="0"/>
+    <cs:fillRef idx="0"/>
+    <cs:effectRef idx="0"/>
+    <cs:fontRef idx="minor">
+      <a:schemeClr val="dk1"/>
+    </cs:fontRef>
+    <cs:spPr>
+      <a:solidFill>
+        <a:schemeClr val="lt1"/>
+      </a:solidFill>
+      <a:ln w="9525">
+        <a:solidFill>
+          <a:schemeClr val="tx1">
+            <a:lumMod val="15000"/>
+            <a:lumOff val="85000"/>
+          </a:schemeClr>
+        </a:solidFill>
+      </a:ln>
+    </cs:spPr>
+  </cs:upBar>
+  <cs:valueAxis>
+    <cs:lnRef idx="0"/>
+    <cs:fillRef idx="0"/>
+    <cs:effectRef idx="0"/>
+    <cs:fontRef idx="minor">
+      <a:schemeClr val="tx1">
+        <a:lumMod val="65000"/>
+        <a:lumOff val="35000"/>
+      </a:schemeClr>
+    </cs:fontRef>
+    <cs:defRPr sz="900" kern="1200"/>
+  </cs:valueAxis>
+  <cs:wall>
+    <cs:lnRef idx="0"/>
+    <cs:fillRef idx="0"/>
+    <cs:effectRef idx="0"/>
+    <cs:fontRef idx="minor">
+      <a:schemeClr val="tx1"/>
+    </cs:fontRef>
+    <cs:spPr>
+      <a:noFill/>
+      <a:ln>
+        <a:noFill/>
+      </a:ln>
+    </cs:spPr>
+  </cs:wall>
+</cs:chartStyle>
+</file>
+
+<file path=word/charts/style2.xml><?xml version="1.0" encoding="utf-8"?>
+<cs:chartStyle xmlns:cs="http://schemas.microsoft.com/office/drawing/2012/chartStyle" xmlns:a="http://schemas.openxmlformats.org/drawingml/2006/main" id="10055">
+  <cs:axisTitle>
+    <cs:lnRef idx="0"/>
+    <cs:fillRef idx="0"/>
+    <cs:effectRef idx="0"/>
+    <cs:fontRef idx="minor">
+      <a:schemeClr val="tx1">
+        <a:lumMod val="65000"/>
+        <a:lumOff val="35000"/>
+      </a:schemeClr>
+    </cs:fontRef>
+    <cs:defRPr sz="1000" kern="1200"/>
+  </cs:axisTitle>
+  <cs:categoryAxis>
+    <cs:lnRef idx="0"/>
+    <cs:fillRef idx="0"/>
+    <cs:effectRef idx="0"/>
+    <cs:fontRef idx="minor">
+      <a:schemeClr val="tx1">
+        <a:lumMod val="65000"/>
+        <a:lumOff val="35000"/>
+      </a:schemeClr>
+    </cs:fontRef>
+    <cs:spPr>
+      <a:ln w="9525" cap="flat" cmpd="sng" algn="ctr">
+        <a:solidFill>
+          <a:schemeClr val="tx1">
+            <a:lumMod val="15000"/>
+            <a:lumOff val="85000"/>
+          </a:schemeClr>
+        </a:solidFill>
+        <a:round/>
+      </a:ln>
+    </cs:spPr>
+    <cs:defRPr sz="900" kern="1200"/>
+  </cs:categoryAxis>
+  <cs:chartArea mods="allowNoFillOverride allowNoLineOverride">
+    <cs:lnRef idx="0"/>
+    <cs:fillRef idx="0"/>
+    <cs:effectRef idx="0"/>
+    <cs:fontRef idx="minor">
+      <a:schemeClr val="tx1"/>
+    </cs:fontRef>
+    <cs:spPr>
+      <a:solidFill>
+        <a:schemeClr val="bg1"/>
+      </a:solidFill>
+      <a:ln w="9525" cap="flat" cmpd="sng" algn="ctr">
+        <a:solidFill>
+          <a:schemeClr val="tx1">
+            <a:lumMod val="15000"/>
+            <a:lumOff val="85000"/>
+          </a:schemeClr>
+        </a:solidFill>
+        <a:round/>
+      </a:ln>
+    </cs:spPr>
+    <cs:defRPr sz="1000" kern="1200"/>
+  </cs:chartArea>
+  <cs:dataLabel>
+    <cs:lnRef idx="0"/>
+    <cs:fillRef idx="0"/>
+    <cs:effectRef idx="0"/>
+    <cs:fontRef idx="minor">
+      <a:schemeClr val="tx1">
+        <a:lumMod val="75000"/>
+        <a:lumOff val="25000"/>
+      </a:schemeClr>
+    </cs:fontRef>
+    <cs:defRPr sz="1000" kern="1200"/>
+  </cs:dataLabel>
+  <cs:dataLabelCallout>
+    <cs:lnRef idx="0"/>
+    <cs:fillRef idx="0"/>
+    <cs:effectRef idx="0"/>
+    <cs:fontRef idx="minor">
+      <a:schemeClr val="dk1">
+        <a:lumMod val="65000"/>
+        <a:lumOff val="35000"/>
+      </a:schemeClr>
+    </cs:fontRef>
+    <cs:spPr>
+      <a:solidFill>
+        <a:schemeClr val="lt1"/>
+      </a:solidFill>
+      <a:ln>
+        <a:solidFill>
+          <a:schemeClr val="dk1">
+            <a:lumMod val="25000"/>
+            <a:lumOff val="75000"/>
+          </a:schemeClr>
+        </a:solidFill>
+      </a:ln>
+    </cs:spPr>
+    <cs:defRPr sz="1000" kern="1200"/>
+    <cs:bodyPr rot="0" spcFirstLastPara="1" vertOverflow="clip" horzOverflow="clip" vert="horz" wrap="square" lIns="36576" tIns="18288" rIns="36576" bIns="18288" anchor="ctr" anchorCtr="1">
+      <a:spAutoFit/>
+    </cs:bodyPr>
+  </cs:dataLabelCallout>
+  <cs:dataPoint>
+    <cs:lnRef idx="0"/>
+    <cs:fillRef idx="1">
+      <cs:styleClr val="auto"/>
+    </cs:fillRef>
+    <cs:effectRef idx="0"/>
+    <cs:fontRef idx="minor">
+      <a:schemeClr val="tx1"/>
+    </cs:fontRef>
+  </cs:dataPoint>
+  <cs:dataPoint3D>
+    <cs:lnRef idx="0"/>
+    <cs:fillRef idx="1">
+      <cs:styleClr val="auto"/>
+    </cs:fillRef>
+    <cs:effectRef idx="0"/>
+    <cs:fontRef idx="minor">
+      <a:schemeClr val="tx1"/>
+    </cs:fontRef>
+  </cs:dataPoint3D>
+  <cs:dataPointLine>
+    <cs:lnRef idx="0">
+      <cs:styleClr val="auto"/>
+    </cs:lnRef>
+    <cs:fillRef idx="0">
+      <cs:styleClr val="auto"/>
+    </cs:fillRef>
+    <cs:effectRef idx="0"/>
+    <cs:fontRef idx="minor">
+      <a:schemeClr val="dk1"/>
+    </cs:fontRef>
+    <cs:spPr>
+      <a:ln w="28575" cap="rnd">
+        <a:solidFill>
+          <a:schemeClr val="phClr"/>
+        </a:solidFill>
+        <a:round/>
+      </a:ln>
+      <a:effectLst/>
+    </cs:spPr>
+  </cs:dataPointLine>
+  <cs:dataPointMarker>
+    <cs:lnRef idx="0">
+      <cs:styleClr val="auto"/>
+    </cs:lnRef>
+    <cs:fillRef idx="1">
+      <cs:styleClr val="auto"/>
+    </cs:fillRef>
+    <cs:effectRef idx="0"/>
+    <cs:fontRef idx="minor">
+      <a:schemeClr val="dk1"/>
+    </cs:fontRef>
+    <cs:spPr>
+      <a:ln w="9525">
+        <a:solidFill>
+          <a:schemeClr val="phClr"/>
+        </a:solidFill>
+      </a:ln>
+      <a:effectLst/>
+    </cs:spPr>
+  </cs:dataPointMarker>
+  <cs:dataPointMarkerLayout symbol="circle" size="5"/>
+  <cs:dataPointWireframe>
+    <cs:lnRef idx="0">
+      <cs:styleClr val="auto"/>
+    </cs:lnRef>
+    <cs:fillRef idx="1"/>
+    <cs:effectRef idx="0"/>
+    <cs:fontRef idx="minor">
+      <a:schemeClr val="tx1"/>
+    </cs:fontRef>
+    <cs:spPr>
+      <a:ln w="9525" cap="rnd">
+        <a:solidFill>
+          <a:schemeClr val="phClr"/>
+        </a:solidFill>
+        <a:round/>
+      </a:ln>
+    </cs:spPr>
+  </cs:dataPointWireframe>
+  <cs:dataTable>
+    <cs:lnRef idx="0"/>
+    <cs:fillRef idx="0"/>
+    <cs:effectRef idx="0"/>
+    <cs:fontRef idx="minor">
+      <a:schemeClr val="tx1">
+        <a:lumMod val="65000"/>
+        <a:lumOff val="35000"/>
+      </a:schemeClr>
+    </cs:fontRef>
+    <cs:spPr>
+      <a:noFill/>
+      <a:ln w="9525" cap="flat" cmpd="sng" algn="ctr">
+        <a:solidFill>
+          <a:schemeClr val="tx1">
+            <a:lumMod val="15000"/>
+            <a:lumOff val="85000"/>
+          </a:schemeClr>
+        </a:solidFill>
+        <a:round/>
+      </a:ln>
+    </cs:spPr>
+    <cs:defRPr sz="900" kern="1200"/>
+  </cs:dataTable>
+  <cs:downBar>
+    <cs:lnRef idx="0"/>
+    <cs:fillRef idx="0"/>
+    <cs:effectRef idx="0"/>
+    <cs:fontRef idx="minor">
+      <a:schemeClr val="dk1"/>
+    </cs:fontRef>
+    <cs:spPr>
+      <a:solidFill>
+        <a:schemeClr val="dk1">
+          <a:lumMod val="65000"/>
+          <a:lumOff val="35000"/>
+        </a:schemeClr>
+      </a:solidFill>
+      <a:ln w="9525">
+        <a:solidFill>
+          <a:schemeClr val="tx1">
+            <a:lumMod val="65000"/>
+            <a:lumOff val="35000"/>
+          </a:schemeClr>
+        </a:solidFill>
+      </a:ln>
+    </cs:spPr>
+  </cs:downBar>
+  <cs:dropLine>
+    <cs:lnRef idx="0"/>
+    <cs:fillRef idx="0"/>
+    <cs:effectRef idx="0"/>
+    <cs:fontRef idx="minor">
+      <a:schemeClr val="tx1"/>
+    </cs:fontRef>
+    <cs:spPr>
+      <a:ln w="9525" cap="flat" cmpd="sng" algn="ctr">
+        <a:solidFill>
+          <a:schemeClr val="tx1">
+            <a:lumMod val="35000"/>
+            <a:lumOff val="65000"/>
+          </a:schemeClr>
+        </a:solidFill>
+        <a:round/>
+      </a:ln>
+    </cs:spPr>
+  </cs:dropLine>
+  <cs:errorBar>
+    <cs:lnRef idx="0"/>
+    <cs:fillRef idx="0"/>
+    <cs:effectRef idx="0"/>
+    <cs:fontRef idx="minor">
+      <a:schemeClr val="tx1"/>
+    </cs:fontRef>
+    <cs:spPr>
+      <a:ln w="9525" cap="flat" cmpd="sng" algn="ctr">
+        <a:solidFill>
+          <a:schemeClr val="tx1">
+            <a:lumMod val="65000"/>
+            <a:lumOff val="35000"/>
+          </a:schemeClr>
+        </a:solidFill>
+        <a:round/>
+      </a:ln>
+    </cs:spPr>
+  </cs:errorBar>
+  <cs:floor>
+    <cs:lnRef idx="0"/>
+    <cs:fillRef idx="0"/>
+    <cs:effectRef idx="0"/>
+    <cs:fontRef idx="minor">
+      <a:schemeClr val="tx1"/>
+    </cs:fontRef>
+    <cs:spPr>
+      <a:noFill/>
+      <a:ln>
+        <a:noFill/>
+      </a:ln>
+    </cs:spPr>
+  </cs:floor>
+  <cs:gridlineMajor>
+    <cs:lnRef idx="0"/>
+    <cs:fillRef idx="0"/>
+    <cs:effectRef idx="0"/>
+    <cs:fontRef idx="minor">
+      <a:schemeClr val="tx1"/>
+    </cs:fontRef>
+    <cs:spPr>
+      <a:ln w="9525" cap="flat" cmpd="sng" algn="ctr">
+        <a:solidFill>
+          <a:schemeClr val="lt1">
+            <a:lumMod val="90200"/>
+          </a:schemeClr>
+        </a:solidFill>
+        <a:round/>
+      </a:ln>
+    </cs:spPr>
+  </cs:gridlineMajor>
+  <cs:gridlineMinor>
+    <cs:lnRef idx="0"/>
+    <cs:fillRef idx="0"/>
+    <cs:effectRef idx="0"/>
+    <cs:fontRef idx="minor">
+      <a:schemeClr val="tx1"/>
+    </cs:fontRef>
+    <cs:spPr>
+      <a:ln w="9525" cap="flat" cmpd="sng" algn="ctr">
+        <a:solidFill>
+          <a:schemeClr val="tx1">
+            <a:lumMod val="5000"/>
+            <a:lumOff val="95000"/>
+          </a:schemeClr>
+        </a:solidFill>
+        <a:round/>
+      </a:ln>
+    </cs:spPr>
+  </cs:gridlineMinor>
+  <cs:hiLoLine>
+    <cs:lnRef idx="0"/>
+    <cs:fillRef idx="0"/>
+    <cs:effectRef idx="0"/>
+    <cs:fontRef idx="minor">
+      <a:schemeClr val="tx1"/>
+    </cs:fontRef>
+    <cs:spPr>
+      <a:ln w="9525" cap="flat" cmpd="sng" algn="ctr">
+        <a:solidFill>
+          <a:schemeClr val="tx1">
+            <a:lumMod val="75000"/>
+            <a:lumOff val="25000"/>
+          </a:schemeClr>
+        </a:solidFill>
+        <a:round/>
+      </a:ln>
+    </cs:spPr>
+  </cs:hiLoLine>
+  <cs:leaderLine>
+    <cs:lnRef idx="0"/>
+    <cs:fillRef idx="0"/>
+    <cs:effectRef idx="0"/>
+    <cs:fontRef idx="minor">
+      <a:schemeClr val="tx1"/>
+    </cs:fontRef>
+    <cs:spPr>
+      <a:ln w="9525" cap="flat" cmpd="sng" algn="ctr">
+        <a:solidFill>
+          <a:schemeClr val="tx1">
+            <a:lumMod val="35000"/>
+            <a:lumOff val="65000"/>
+          </a:schemeClr>
+        </a:solidFill>
+        <a:round/>
+      </a:ln>
+    </cs:spPr>
+  </cs:leaderLine>
+  <cs:legend>
+    <cs:lnRef idx="0"/>
+    <cs:fillRef idx="0"/>
+    <cs:effectRef idx="0"/>
+    <cs:fontRef idx="minor">
+      <a:schemeClr val="tx1">
+        <a:lumMod val="65000"/>
+        <a:lumOff val="35000"/>
+      </a:schemeClr>
+    </cs:fontRef>
+    <cs:defRPr sz="900" kern="1200"/>
+  </cs:legend>
+  <cs:plotArea mods="allowNoFillOverride allowNoLineOverride">
+    <cs:lnRef idx="0"/>
+    <cs:fillRef idx="0"/>
+    <cs:effectRef idx="0"/>
+    <cs:fontRef idx="minor">
+      <a:schemeClr val="tx1"/>
+    </cs:fontRef>
+  </cs:plotArea>
+  <cs:plotArea3D mods="allowNoFillOverride allowNoLineOverride">
+    <cs:lnRef idx="0"/>
+    <cs:fillRef idx="0"/>
+    <cs:effectRef idx="0"/>
+    <cs:fontRef idx="minor">
+      <a:schemeClr val="tx1"/>
+    </cs:fontRef>
+  </cs:plotArea3D>
+  <cs:seriesAxis>
+    <cs:lnRef idx="0"/>
+    <cs:fillRef idx="0"/>
+    <cs:effectRef idx="0"/>
+    <cs:fontRef idx="minor">
+      <a:schemeClr val="tx1">
+        <a:lumMod val="65000"/>
+        <a:lumOff val="35000"/>
+      </a:schemeClr>
+    </cs:fontRef>
+    <cs:defRPr sz="900" kern="1200"/>
+  </cs:seriesAxis>
+  <cs:seriesLine>
+    <cs:lnRef idx="0"/>
+    <cs:fillRef idx="0"/>
+    <cs:effectRef idx="0"/>
+    <cs:fontRef idx="minor">
+      <a:schemeClr val="tx1"/>
+    </cs:fontRef>
+    <cs:spPr>
+      <a:ln w="9525" cap="flat" cmpd="sng" algn="ctr">
+        <a:solidFill>
+          <a:schemeClr val="tx1">
+            <a:lumMod val="35000"/>
+            <a:lumOff val="65000"/>
+          </a:schemeClr>
+        </a:solidFill>
+        <a:round/>
+      </a:ln>
+    </cs:spPr>
+  </cs:seriesLine>
+  <cs:title>
+    <cs:lnRef idx="0"/>
+    <cs:fillRef idx="0"/>
+    <cs:effectRef idx="0"/>
+    <cs:fontRef idx="minor">
+      <a:schemeClr val="tx1">
+        <a:lumMod val="75000"/>
+        <a:lumOff val="25000"/>
+      </a:schemeClr>
+    </cs:fontRef>
+    <cs:defRPr sz="1400" b="1" kern="1200" baseline="0"/>
+  </cs:title>
+  <cs:trendline>
+    <cs:lnRef idx="0">
+      <cs:styleClr val="auto"/>
+    </cs:lnRef>
+    <cs:fillRef idx="0"/>
+    <cs:effectRef idx="0"/>
+    <cs:fontRef idx="minor">
+      <a:schemeClr val="tx1"/>
+    </cs:fontRef>
+    <cs:spPr>
+      <a:ln w="19050" cap="rnd">
+        <a:solidFill>
+          <a:schemeClr val="phClr"/>
+        </a:solidFill>
+        <a:prstDash val="sysDot"/>
+      </a:ln>
+    </cs:spPr>
+  </cs:trendline>
+  <cs:trendlineLabel>
+    <cs:lnRef idx="0"/>
+    <cs:fillRef idx="0"/>
+    <cs:effectRef idx="0"/>
+    <cs:fontRef idx="minor">
+      <a:schemeClr val="tx1">
+        <a:lumMod val="65000"/>
+        <a:lumOff val="35000"/>
+      </a:schemeClr>
+    </cs:fontRef>
+    <cs:defRPr sz="900" kern="1200"/>
+  </cs:trendlineLabel>
+  <cs:upBar>
+    <cs:lnRef idx="0"/>
+    <cs:fillRef idx="0"/>
+    <cs:effectRef idx="0"/>
+    <cs:fontRef idx="minor">
+      <a:schemeClr val="dk1"/>
+    </cs:fontRef>
+    <cs:spPr>
+      <a:solidFill>
+        <a:schemeClr val="lt1"/>
+      </a:solidFill>
+      <a:ln w="9525">
+        <a:solidFill>
+          <a:schemeClr val="tx1">
+            <a:lumMod val="15000"/>
+            <a:lumOff val="85000"/>
+          </a:schemeClr>
+        </a:solidFill>
+      </a:ln>
+    </cs:spPr>
+  </cs:upBar>
+  <cs:valueAxis>
+    <cs:lnRef idx="0"/>
+    <cs:fillRef idx="0"/>
+    <cs:effectRef idx="0"/>
+    <cs:fontRef idx="minor">
+      <a:schemeClr val="tx1">
+        <a:lumMod val="65000"/>
+        <a:lumOff val="35000"/>
+      </a:schemeClr>
+    </cs:fontRef>
+    <cs:defRPr sz="900" kern="1200"/>
+  </cs:valueAxis>
+  <cs:wall>
+    <cs:lnRef idx="0"/>
+    <cs:fillRef idx="0"/>
+    <cs:effectRef idx="0"/>
+    <cs:fontRef idx="minor">
+      <a:schemeClr val="tx1"/>
+    </cs:fontRef>
+    <cs:spPr>
+      <a:noFill/>
+      <a:ln>
+        <a:noFill/>
+      </a:ln>
+    </cs:spPr>
+  </cs:wall>
+</cs:chartStyle>
+</file>
+
 <file path=word/theme/theme1.xml><?xml version="1.0" encoding="utf-8"?>
 <a:theme xmlns:a="http://schemas.openxmlformats.org/drawingml/2006/main" name="WPS">
   <a:themeElements>
